--- a/Docs/NPC_dialogue.docx
+++ b/Docs/NPC_dialogue.docx
@@ -235,12 +235,14 @@
         <w:spacing w:after="240" w:before="240" w:lineRule="auto"/>
         <w:rPr>
           <w:b w:val="1"/>
+          <w:bCs w:val="1"/>
         </w:rPr>
       </w:pPr>
       <w:r>
         <w:rPr>
           <w:rFonts w:ascii="Arial Unicode MS" w:cs="Arial Unicode MS" w:eastAsia="Arial Unicode MS" w:hAnsi="Arial Unicode MS"/>
           <w:b w:val="1"/>
+          <w:bCs w:val="1"/>
           <w:rtl w:val="0"/>
         </w:rPr>
         <w:t xml:space="preserve">     1. 프랑스의 수도는 어디일까요?</w:t>
@@ -259,6 +261,7 @@
         <w:rPr>
           <w:rFonts w:ascii="Arial Unicode MS" w:cs="Arial Unicode MS" w:eastAsia="Arial Unicode MS" w:hAnsi="Arial Unicode MS"/>
           <w:b w:val="1"/>
+          <w:bCs w:val="1"/>
           <w:rtl w:val="0"/>
         </w:rPr>
         <w:t xml:space="preserve">보기:</w:t>
@@ -284,6 +287,7 @@
         <w:rPr>
           <w:rFonts w:ascii="Arial Unicode MS" w:cs="Arial Unicode MS" w:eastAsia="Arial Unicode MS" w:hAnsi="Arial Unicode MS"/>
           <w:b w:val="1"/>
+          <w:bCs w:val="1"/>
           <w:rtl w:val="0"/>
         </w:rPr>
         <w:t xml:space="preserve">정답:</w:t>
@@ -309,6 +313,7 @@
         <w:rPr>
           <w:rFonts w:ascii="Arial Unicode MS" w:cs="Arial Unicode MS" w:eastAsia="Arial Unicode MS" w:hAnsi="Arial Unicode MS"/>
           <w:b w:val="1"/>
+          <w:bCs w:val="1"/>
           <w:rtl w:val="0"/>
         </w:rPr>
         <w:t xml:space="preserve">설명:</w:t>
@@ -344,12 +349,14 @@
         <w:spacing w:after="240" w:before="240" w:lineRule="auto"/>
         <w:rPr>
           <w:b w:val="1"/>
+          <w:bCs w:val="1"/>
         </w:rPr>
       </w:pPr>
       <w:r>
         <w:rPr>
           <w:rFonts w:ascii="Arial Unicode MS" w:cs="Arial Unicode MS" w:eastAsia="Arial Unicode MS" w:hAnsi="Arial Unicode MS"/>
           <w:b w:val="1"/>
+          <w:bCs w:val="1"/>
           <w:rtl w:val="0"/>
         </w:rPr>
         <w:t xml:space="preserve">     2. 금(Gold)의 원소 기호는 무엇일까요?</w:t>
@@ -368,6 +375,7 @@
         <w:rPr>
           <w:rFonts w:ascii="Arial Unicode MS" w:cs="Arial Unicode MS" w:eastAsia="Arial Unicode MS" w:hAnsi="Arial Unicode MS"/>
           <w:b w:val="1"/>
+          <w:bCs w:val="1"/>
           <w:rtl w:val="0"/>
         </w:rPr>
         <w:t xml:space="preserve">보기:</w:t>
@@ -392,6 +400,7 @@
         <w:rPr>
           <w:rFonts w:ascii="Arial Unicode MS" w:cs="Arial Unicode MS" w:eastAsia="Arial Unicode MS" w:hAnsi="Arial Unicode MS"/>
           <w:b w:val="1"/>
+          <w:bCs w:val="1"/>
           <w:rtl w:val="0"/>
         </w:rPr>
         <w:t xml:space="preserve">정답:</w:t>
@@ -416,6 +425,7 @@
         <w:rPr>
           <w:rFonts w:ascii="Arial Unicode MS" w:cs="Arial Unicode MS" w:eastAsia="Arial Unicode MS" w:hAnsi="Arial Unicode MS"/>
           <w:b w:val="1"/>
+          <w:bCs w:val="1"/>
           <w:rtl w:val="0"/>
         </w:rPr>
         <w:t xml:space="preserve">설명:</w:t>
@@ -451,12 +461,14 @@
         <w:spacing w:after="240" w:before="240" w:lineRule="auto"/>
         <w:rPr>
           <w:b w:val="1"/>
+          <w:bCs w:val="1"/>
         </w:rPr>
       </w:pPr>
       <w:r>
         <w:rPr>
           <w:rFonts w:ascii="Arial Unicode MS" w:cs="Arial Unicode MS" w:eastAsia="Arial Unicode MS" w:hAnsi="Arial Unicode MS"/>
           <w:b w:val="1"/>
+          <w:bCs w:val="1"/>
           <w:rtl w:val="0"/>
         </w:rPr>
         <w:t xml:space="preserve">     3. '모나리자'를 그린 화가는 누구일까요?</w:t>
@@ -475,6 +487,7 @@
         <w:rPr>
           <w:rFonts w:ascii="Arial Unicode MS" w:cs="Arial Unicode MS" w:eastAsia="Arial Unicode MS" w:hAnsi="Arial Unicode MS"/>
           <w:b w:val="1"/>
+          <w:bCs w:val="1"/>
           <w:rtl w:val="0"/>
         </w:rPr>
         <w:t xml:space="preserve">보기:</w:t>
@@ -500,6 +513,7 @@
         <w:rPr>
           <w:rFonts w:ascii="Arial Unicode MS" w:cs="Arial Unicode MS" w:eastAsia="Arial Unicode MS" w:hAnsi="Arial Unicode MS"/>
           <w:b w:val="1"/>
+          <w:bCs w:val="1"/>
           <w:rtl w:val="0"/>
         </w:rPr>
         <w:t xml:space="preserve">정답:</w:t>
@@ -525,6 +539,7 @@
         <w:rPr>
           <w:rFonts w:ascii="Arial Unicode MS" w:cs="Arial Unicode MS" w:eastAsia="Arial Unicode MS" w:hAnsi="Arial Unicode MS"/>
           <w:b w:val="1"/>
+          <w:bCs w:val="1"/>
           <w:rtl w:val="0"/>
         </w:rPr>
         <w:t xml:space="preserve">설명:</w:t>
@@ -535,6 +550,74 @@
           <w:rtl w:val="0"/>
         </w:rPr>
         <w:t xml:space="preserve"> '모나리자'는 르네상스 시대의 이탈리아 예술가 레오나르도 다빈치의 걸작입니다.</w:t>
+      </w:r>
+    </w:p>
+    <w:p>
+      <w:pPr>
+        <w:spacing w:after="240" w:before="240" w:lineRule="auto"/>
+        <w:ind w:left="720" w:firstLine="0"/>
+        <w:rPr/>
+      </w:pPr>
+      <w:r>
+        <w:rPr>
+          <w:rtl w:val="0"/>
+        </w:rPr>
+      </w:r>
+    </w:p>
+    <w:p>
+      <w:pPr>
+        <w:spacing w:after="240" w:before="240" w:lineRule="auto"/>
+        <w:ind w:left="720" w:firstLine="0"/>
+        <w:rPr/>
+      </w:pPr>
+      <w:r>
+        <w:rPr>
+          <w:rFonts w:ascii="Arial Unicode MS" w:cs="Arial Unicode MS" w:eastAsia="Arial Unicode MS" w:hAnsi="Arial Unicode MS"/>
+          <w:rtl w:val="0"/>
+        </w:rPr>
+        <w:t xml:space="preserve">NPC: 음 너는 좀 똑똑하네.. 난 똑똑한 사람이 좋아.. </w:t>
+      </w:r>
+    </w:p>
+    <w:p>
+      <w:pPr>
+        <w:spacing w:after="240" w:before="240" w:lineRule="auto"/>
+        <w:ind w:left="720" w:firstLine="0"/>
+        <w:rPr/>
+      </w:pPr>
+      <w:r>
+        <w:rPr>
+          <w:rFonts w:ascii="Arial Unicode MS" w:cs="Arial Unicode MS" w:eastAsia="Arial Unicode MS" w:hAnsi="Arial Unicode MS"/>
+          <w:rtl w:val="0"/>
+        </w:rPr>
+        <w:t xml:space="preserve">플레이어: 이정도는 기본이지~ 다음엔 내가 상식 퀴즈 준비해서 와볼게!</w:t>
+      </w:r>
+    </w:p>
+    <w:p>
+      <w:pPr>
+        <w:spacing w:after="240" w:before="240" w:lineRule="auto"/>
+        <w:ind w:left="720" w:firstLine="0"/>
+        <w:rPr/>
+      </w:pPr>
+      <w:r>
+        <w:rPr>
+          <w:rFonts w:ascii="Arial Unicode MS" w:cs="Arial Unicode MS" w:eastAsia="Arial Unicode MS" w:hAnsi="Arial Unicode MS"/>
+          <w:rtl w:val="0"/>
+        </w:rPr>
+        <w:t xml:space="preserve">NPC: 어? 어 그래 나야 좋지 ㅎㅎ..</w:t>
+      </w:r>
+    </w:p>
+    <w:p>
+      <w:pPr>
+        <w:spacing w:after="240" w:before="240" w:lineRule="auto"/>
+        <w:ind w:left="720" w:firstLine="0"/>
+        <w:rPr/>
+      </w:pPr>
+      <w:r>
+        <w:rPr>
+          <w:rFonts w:ascii="Arial Unicode MS" w:cs="Arial Unicode MS" w:eastAsia="Arial Unicode MS" w:hAnsi="Arial Unicode MS"/>
+          <w:rtl w:val="0"/>
+        </w:rPr>
+        <w:t xml:space="preserve">(맵 가운데에 귀속 플레이어 현황 수치 증가)</w:t>
       </w:r>
     </w:p>
     <w:p>
@@ -646,154 +729,248 @@
     </w:p>
     <w:p>
       <w:pPr>
-        <w:ind w:left="720" w:firstLine="0"/>
-        <w:rPr/>
-      </w:pPr>
-      <w:r>
-        <w:rPr>
-          <w:rtl w:val="0"/>
-        </w:rPr>
-      </w:r>
-    </w:p>
-    <w:p>
-      <w:pPr>
-        <w:ind w:left="720" w:firstLine="0"/>
-        <w:rPr/>
-      </w:pPr>
-      <w:r>
-        <w:rPr>
-          <w:rFonts w:ascii="Arial Unicode MS" w:cs="Arial Unicode MS" w:eastAsia="Arial Unicode MS" w:hAnsi="Arial Unicode MS"/>
-          <w:rtl w:val="0"/>
-        </w:rPr>
-        <w:t xml:space="preserve">(무언가 먹는 중인 부잣집 아들 발견)</w:t>
-      </w:r>
-    </w:p>
-    <w:p>
-      <w:pPr>
-        <w:rPr/>
-      </w:pPr>
-      <w:r>
-        <w:rPr>
-          <w:rtl w:val="0"/>
-        </w:rPr>
-      </w:r>
-    </w:p>
-    <w:p>
-      <w:pPr>
-        <w:ind w:left="720" w:firstLine="0"/>
-        <w:rPr/>
-      </w:pPr>
-      <w:r>
-        <w:rPr>
-          <w:rFonts w:ascii="Arial Unicode MS" w:cs="Arial Unicode MS" w:eastAsia="Arial Unicode MS" w:hAnsi="Arial Unicode MS"/>
-          <w:rtl w:val="0"/>
-        </w:rPr>
-        <w:t xml:space="preserve">NPC: 쩝쩝쩝….</w:t>
-      </w:r>
-    </w:p>
-    <w:p>
-      <w:pPr>
-        <w:ind w:left="720" w:firstLine="0"/>
-        <w:rPr/>
-      </w:pPr>
-      <w:r>
-        <w:rPr>
-          <w:rFonts w:ascii="Arial Unicode MS" w:cs="Arial Unicode MS" w:eastAsia="Arial Unicode MS" w:hAnsi="Arial Unicode MS"/>
-          <w:rtl w:val="0"/>
-        </w:rPr>
-        <w:t xml:space="preserve">플레이어: 뭐 먹어?</w:t>
-      </w:r>
-    </w:p>
-    <w:p>
-      <w:pPr>
-        <w:ind w:left="720" w:firstLine="0"/>
-        <w:rPr/>
-      </w:pPr>
-      <w:r>
-        <w:rPr>
-          <w:rtl w:val="0"/>
-        </w:rPr>
-      </w:r>
-    </w:p>
-    <w:p>
-      <w:pPr>
-        <w:ind w:left="720" w:firstLine="0"/>
-        <w:rPr/>
-      </w:pPr>
-      <w:r>
-        <w:rPr>
-          <w:rFonts w:ascii="Arial Unicode MS" w:cs="Arial Unicode MS" w:eastAsia="Arial Unicode MS" w:hAnsi="Arial Unicode MS"/>
-          <w:rtl w:val="0"/>
-        </w:rPr>
-        <w:t xml:space="preserve">NPC: 넌 뭐야… 밥 먹고 있으니까 방해하지마.</w:t>
-      </w:r>
-    </w:p>
-    <w:p>
-      <w:pPr>
-        <w:ind w:left="720" w:firstLine="0"/>
-        <w:rPr/>
-      </w:pPr>
-      <w:r>
-        <w:rPr>
-          <w:rFonts w:ascii="Arial Unicode MS" w:cs="Arial Unicode MS" w:eastAsia="Arial Unicode MS" w:hAnsi="Arial Unicode MS"/>
-          <w:rtl w:val="0"/>
-        </w:rPr>
-        <w:t xml:space="preserve">플레이어: 그걸로 양이 되겠어? 부족해보이는데 내가 더 사다줄까?</w:t>
-      </w:r>
-    </w:p>
-    <w:p>
-      <w:pPr>
-        <w:ind w:left="720" w:firstLine="0"/>
-        <w:rPr/>
-      </w:pPr>
-      <w:r>
-        <w:rPr>
-          <w:rtl w:val="0"/>
-        </w:rPr>
-      </w:r>
-    </w:p>
-    <w:p>
-      <w:pPr>
-        <w:ind w:left="720" w:firstLine="0"/>
-        <w:rPr/>
-      </w:pPr>
-      <w:r>
-        <w:rPr>
-          <w:rFonts w:ascii="Arial Unicode MS" w:cs="Arial Unicode MS" w:eastAsia="Arial Unicode MS" w:hAnsi="Arial Unicode MS"/>
-          <w:rtl w:val="0"/>
-        </w:rPr>
-        <w:t xml:space="preserve">NPC: ….. 그래주면 고맙고 내가 가기 귀찮네 </w:t>
-      </w:r>
-    </w:p>
-    <w:p>
-      <w:pPr>
-        <w:ind w:left="720" w:firstLine="0"/>
-        <w:rPr/>
-      </w:pPr>
-      <w:r>
-        <w:rPr>
-          <w:rtl w:val="0"/>
-        </w:rPr>
-      </w:r>
-    </w:p>
-    <w:p>
-      <w:pPr>
-        <w:rPr/>
-      </w:pPr>
-      <w:r>
-        <w:rPr>
-          <w:rtl w:val="0"/>
-        </w:rPr>
-      </w:r>
-    </w:p>
-    <w:p>
-      <w:pPr>
-        <w:rPr/>
-      </w:pPr>
-      <w:r>
-        <w:rPr>
-          <w:rtl w:val="0"/>
-        </w:rPr>
+        <w:rPr/>
+      </w:pPr>
+      <w:r>
+        <w:rPr>
+          <w:rtl w:val="0"/>
+        </w:rPr>
+      </w:r>
+    </w:p>
+    <w:p>
+      <w:pPr>
+        <w:ind w:left="720" w:firstLine="0"/>
+        <w:rPr/>
+      </w:pPr>
+      <w:r>
+        <w:rPr>
+          <w:rFonts w:ascii="Arial Unicode MS" w:cs="Arial Unicode MS" w:eastAsia="Arial Unicode MS" w:hAnsi="Arial Unicode MS"/>
+          <w:rtl w:val="0"/>
+        </w:rPr>
+        <w:t xml:space="preserve">NPC: 어디간거야 대체….</w:t>
+      </w:r>
+    </w:p>
+    <w:p>
+      <w:pPr>
+        <w:ind w:left="720" w:firstLine="0"/>
+        <w:rPr/>
+      </w:pPr>
+      <w:r>
+        <w:rPr>
+          <w:rFonts w:ascii="Arial Unicode MS" w:cs="Arial Unicode MS" w:eastAsia="Arial Unicode MS" w:hAnsi="Arial Unicode MS"/>
+          <w:rtl w:val="0"/>
+        </w:rPr>
+        <w:t xml:space="preserve">플레이어: 뭐 찾아?</w:t>
+      </w:r>
+    </w:p>
+    <w:p>
+      <w:pPr>
+        <w:ind w:left="720" w:firstLine="0"/>
+        <w:rPr/>
+      </w:pPr>
+      <w:r>
+        <w:rPr>
+          <w:rtl w:val="0"/>
+        </w:rPr>
+      </w:r>
+    </w:p>
+    <w:p>
+      <w:pPr>
+        <w:ind w:left="720" w:firstLine="0"/>
+        <w:rPr/>
+      </w:pPr>
+      <w:r>
+        <w:rPr>
+          <w:rFonts w:ascii="Arial Unicode MS" w:cs="Arial Unicode MS" w:eastAsia="Arial Unicode MS" w:hAnsi="Arial Unicode MS"/>
+          <w:rtl w:val="0"/>
+        </w:rPr>
+        <w:t xml:space="preserve">NPC: 내 지갑이 사라져버렸어.. 분명 학교 올때까지만 해도 주머니에 있었는데</w:t>
+      </w:r>
+    </w:p>
+    <w:p>
+      <w:pPr>
+        <w:ind w:left="720" w:firstLine="0"/>
+        <w:rPr/>
+      </w:pPr>
+      <w:r>
+        <w:rPr>
+          <w:rFonts w:ascii="Arial Unicode MS" w:cs="Arial Unicode MS" w:eastAsia="Arial Unicode MS" w:hAnsi="Arial Unicode MS"/>
+          <w:rtl w:val="0"/>
+        </w:rPr>
+        <w:t xml:space="preserve">언제 빠진거야 대체</w:t>
+      </w:r>
+    </w:p>
+    <w:p>
+      <w:pPr>
+        <w:ind w:left="720" w:firstLine="0"/>
+        <w:rPr/>
+      </w:pPr>
+      <w:r>
+        <w:rPr>
+          <w:rFonts w:ascii="Arial Unicode MS" w:cs="Arial Unicode MS" w:eastAsia="Arial Unicode MS" w:hAnsi="Arial Unicode MS"/>
+          <w:rtl w:val="0"/>
+        </w:rPr>
+        <w:t xml:space="preserve">플레이어: 헐 빨리 찾아야되겠네</w:t>
+      </w:r>
+    </w:p>
+    <w:p>
+      <w:pPr>
+        <w:ind w:left="720" w:firstLine="0"/>
+        <w:rPr/>
+      </w:pPr>
+      <w:r>
+        <w:rPr>
+          <w:rtl w:val="0"/>
+        </w:rPr>
+      </w:r>
+    </w:p>
+    <w:p>
+      <w:pPr>
+        <w:ind w:left="720" w:firstLine="0"/>
+        <w:rPr/>
+      </w:pPr>
+      <w:r>
+        <w:rPr>
+          <w:rFonts w:ascii="Arial Unicode MS" w:cs="Arial Unicode MS" w:eastAsia="Arial Unicode MS" w:hAnsi="Arial Unicode MS"/>
+          <w:rtl w:val="0"/>
+        </w:rPr>
+        <w:t xml:space="preserve">NPC: 계속 찾아봤는데 없어… 안에 돈이랑 카드 다 들어있는데..</w:t>
+      </w:r>
+    </w:p>
+    <w:p>
+      <w:pPr>
+        <w:ind w:left="720" w:firstLine="0"/>
+        <w:rPr/>
+      </w:pPr>
+      <w:r>
+        <w:rPr>
+          <w:rFonts w:ascii="Arial Unicode MS" w:cs="Arial Unicode MS" w:eastAsia="Arial Unicode MS" w:hAnsi="Arial Unicode MS"/>
+          <w:rtl w:val="0"/>
+        </w:rPr>
+        <w:t xml:space="preserve">플레이어: 나도 찾는거 도와줄게! 찾아보고 찾으면 가져다줄게 기다려! </w:t>
+      </w:r>
+    </w:p>
+    <w:p>
+      <w:pPr>
+        <w:ind w:left="720" w:firstLine="0"/>
+        <w:rPr/>
+      </w:pPr>
+      <w:r>
+        <w:rPr>
+          <w:rtl w:val="0"/>
+        </w:rPr>
+      </w:r>
+    </w:p>
+    <w:p>
+      <w:pPr>
+        <w:ind w:left="720" w:firstLine="0"/>
+        <w:rPr/>
+      </w:pPr>
+      <w:r>
+        <w:rPr>
+          <w:rFonts w:ascii="Arial Unicode MS" w:cs="Arial Unicode MS" w:eastAsia="Arial Unicode MS" w:hAnsi="Arial Unicode MS"/>
+          <w:rtl w:val="0"/>
+        </w:rPr>
+        <w:t xml:space="preserve">(학교에서 지갑을 한번 찾아봐야겠다.)</w:t>
+      </w:r>
+    </w:p>
+    <w:p>
+      <w:pPr>
+        <w:ind w:left="720" w:firstLine="0"/>
+        <w:rPr/>
+      </w:pPr>
+      <w:r>
+        <w:rPr>
+          <w:rtl w:val="0"/>
+        </w:rPr>
+      </w:r>
+    </w:p>
+    <w:p>
+      <w:pPr>
+        <w:ind w:left="720" w:firstLine="0"/>
+        <w:rPr/>
+      </w:pPr>
+      <w:r>
+        <w:rPr>
+          <w:rFonts w:ascii="Arial Unicode MS" w:cs="Arial Unicode MS" w:eastAsia="Arial Unicode MS" w:hAnsi="Arial Unicode MS"/>
+          <w:rtl w:val="0"/>
+        </w:rPr>
+        <w:t xml:space="preserve">플레이어: 이거 너 지갑 맞지? 밖에 떨어져있더라 겨우 찾았어 휴…</w:t>
+      </w:r>
+    </w:p>
+    <w:p>
+      <w:pPr>
+        <w:ind w:left="720" w:firstLine="0"/>
+        <w:rPr/>
+      </w:pPr>
+      <w:r>
+        <w:rPr>
+          <w:rFonts w:ascii="Arial Unicode MS" w:cs="Arial Unicode MS" w:eastAsia="Arial Unicode MS" w:hAnsi="Arial Unicode MS"/>
+          <w:rtl w:val="0"/>
+        </w:rPr>
+        <w:t xml:space="preserve">NPC: 와 이거 내 지갑 맞아! 진짜 너무 고마워 너 것도 아닌데 이렇게 열심히 찾아주다니..</w:t>
+      </w:r>
+    </w:p>
+    <w:p>
+      <w:pPr>
+        <w:ind w:left="720" w:firstLine="0"/>
+        <w:rPr/>
+      </w:pPr>
+      <w:r>
+        <w:rPr>
+          <w:rtl w:val="0"/>
+        </w:rPr>
+      </w:r>
+    </w:p>
+    <w:p>
+      <w:pPr>
+        <w:ind w:left="720" w:firstLine="0"/>
+        <w:rPr/>
+      </w:pPr>
+      <w:r>
+        <w:rPr>
+          <w:rFonts w:ascii="Arial Unicode MS" w:cs="Arial Unicode MS" w:eastAsia="Arial Unicode MS" w:hAnsi="Arial Unicode MS"/>
+          <w:rtl w:val="0"/>
+        </w:rPr>
+        <w:t xml:space="preserve">플레이어: 고마우면 나중에 밥 한번 사~ 맛있는거 먹자!</w:t>
+      </w:r>
+    </w:p>
+    <w:p>
+      <w:pPr>
+        <w:ind w:left="720" w:firstLine="0"/>
+        <w:rPr/>
+      </w:pPr>
+      <w:r>
+        <w:rPr>
+          <w:rFonts w:ascii="Arial Unicode MS" w:cs="Arial Unicode MS" w:eastAsia="Arial Unicode MS" w:hAnsi="Arial Unicode MS"/>
+          <w:rtl w:val="0"/>
+        </w:rPr>
+        <w:t xml:space="preserve">NPC: 어? 어 그래 내가 맛있는거 사줄게 ㅎㅎㅎ </w:t>
+      </w:r>
+    </w:p>
+    <w:p>
+      <w:pPr>
+        <w:ind w:left="720" w:firstLine="0"/>
+        <w:rPr/>
+      </w:pPr>
+      <w:r>
+        <w:rPr>
+          <w:rtl w:val="0"/>
+        </w:rPr>
+      </w:r>
+    </w:p>
+    <w:p>
+      <w:pPr>
+        <w:spacing w:after="240" w:before="240" w:lineRule="auto"/>
+        <w:ind w:left="720" w:firstLine="0"/>
+        <w:rPr/>
+      </w:pPr>
+      <w:r>
+        <w:rPr>
+          <w:rFonts w:ascii="Arial Unicode MS" w:cs="Arial Unicode MS" w:eastAsia="Arial Unicode MS" w:hAnsi="Arial Unicode MS"/>
+          <w:rtl w:val="0"/>
+        </w:rPr>
+        <w:t xml:space="preserve">(맵 가운데에 귀속 플레이어 현황 수치 증가)</w:t>
       </w:r>
     </w:p>
     <w:p>
@@ -971,20 +1148,106 @@
           <w:rFonts w:ascii="Arial Unicode MS" w:cs="Arial Unicode MS" w:eastAsia="Arial Unicode MS" w:hAnsi="Arial Unicode MS"/>
           <w:rtl w:val="0"/>
         </w:rPr>
-        <w:t xml:space="preserve">플레이어: …. </w:t>
-      </w:r>
-    </w:p>
-    <w:p>
-      <w:pPr>
-        <w:ind w:left="720" w:firstLine="0"/>
-        <w:rPr/>
-      </w:pPr>
-      <w:r>
-        <w:rPr>
-          <w:rFonts w:ascii="Arial Unicode MS" w:cs="Arial Unicode MS" w:eastAsia="Arial Unicode MS" w:hAnsi="Arial Unicode MS"/>
-          <w:rtl w:val="0"/>
-        </w:rPr>
-        <w:t xml:space="preserve">(매점에서 무언가 사다주면 좋아할 것 같다. 예를 들면 에너지바..?)</w:t>
+        <w:t xml:space="preserve">(에너지바 같은 걸 찾아봐야겠다.)</w:t>
+      </w:r>
+    </w:p>
+    <w:p>
+      <w:pPr>
+        <w:ind w:left="720" w:firstLine="0"/>
+        <w:rPr/>
+      </w:pPr>
+      <w:r>
+        <w:rPr>
+          <w:rtl w:val="0"/>
+        </w:rPr>
+      </w:r>
+    </w:p>
+    <w:p>
+      <w:pPr>
+        <w:ind w:left="720" w:firstLine="0"/>
+        <w:rPr/>
+      </w:pPr>
+      <w:r>
+        <w:rPr>
+          <w:rFonts w:ascii="Arial Unicode MS" w:cs="Arial Unicode MS" w:eastAsia="Arial Unicode MS" w:hAnsi="Arial Unicode MS"/>
+          <w:rtl w:val="0"/>
+        </w:rPr>
+        <w:t xml:space="preserve">플레이어: 나 이거 있는데 먹을래? </w:t>
+      </w:r>
+    </w:p>
+    <w:p>
+      <w:pPr>
+        <w:ind w:left="720" w:firstLine="0"/>
+        <w:rPr/>
+      </w:pPr>
+      <w:r>
+        <w:rPr>
+          <w:rFonts w:ascii="Arial Unicode MS" w:cs="Arial Unicode MS" w:eastAsia="Arial Unicode MS" w:hAnsi="Arial Unicode MS"/>
+          <w:rtl w:val="0"/>
+        </w:rPr>
+        <w:t xml:space="preserve">NPC: 오! 내가 좋아하는 에너지바네 진짜 먹어도 돼?</w:t>
+      </w:r>
+    </w:p>
+    <w:p>
+      <w:pPr>
+        <w:ind w:left="720" w:firstLine="0"/>
+        <w:rPr/>
+      </w:pPr>
+      <w:r>
+        <w:rPr>
+          <w:rtl w:val="0"/>
+        </w:rPr>
+      </w:r>
+    </w:p>
+    <w:p>
+      <w:pPr>
+        <w:ind w:left="720" w:firstLine="0"/>
+        <w:rPr/>
+      </w:pPr>
+      <w:r>
+        <w:rPr>
+          <w:rFonts w:ascii="Arial Unicode MS" w:cs="Arial Unicode MS" w:eastAsia="Arial Unicode MS" w:hAnsi="Arial Unicode MS"/>
+          <w:rtl w:val="0"/>
+        </w:rPr>
+        <w:t xml:space="preserve">플레이어: 응 당연하지~ 맛있게 먹고 농구 경기에서 화이팅이야~</w:t>
+      </w:r>
+    </w:p>
+    <w:p>
+      <w:pPr>
+        <w:ind w:left="720" w:firstLine="0"/>
+        <w:rPr/>
+      </w:pPr>
+      <w:r>
+        <w:rPr>
+          <w:rFonts w:ascii="Arial Unicode MS" w:cs="Arial Unicode MS" w:eastAsia="Arial Unicode MS" w:hAnsi="Arial Unicode MS"/>
+          <w:rtl w:val="0"/>
+        </w:rPr>
+        <w:t xml:space="preserve">NPC: 고마워 ㅎㅎ 너가 최고다</w:t>
+      </w:r>
+    </w:p>
+    <w:p>
+      <w:pPr>
+        <w:ind w:left="720" w:firstLine="0"/>
+        <w:rPr/>
+      </w:pPr>
+      <w:r>
+        <w:rPr>
+          <w:rtl w:val="0"/>
+        </w:rPr>
+      </w:r>
+    </w:p>
+    <w:p>
+      <w:pPr>
+        <w:spacing w:after="240" w:before="240" w:lineRule="auto"/>
+        <w:ind w:left="720" w:firstLine="0"/>
+        <w:rPr/>
+      </w:pPr>
+      <w:r>
+        <w:rPr>
+          <w:rFonts w:ascii="Arial Unicode MS" w:cs="Arial Unicode MS" w:eastAsia="Arial Unicode MS" w:hAnsi="Arial Unicode MS"/>
+          <w:rtl w:val="0"/>
+        </w:rPr>
+        <w:t xml:space="preserve">(맵 가운데에 귀속 플레이어 현황 수치 증가)</w:t>
       </w:r>
     </w:p>
     <w:p>
@@ -1054,220 +1317,208 @@
           <w:rFonts w:ascii="Arial Unicode MS" w:cs="Arial Unicode MS" w:eastAsia="Arial Unicode MS" w:hAnsi="Arial Unicode MS"/>
           <w:rtl w:val="0"/>
         </w:rPr>
-        <w:t xml:space="preserve">(골목에서 몰래 핸드폰으로 노래듣는 중인 일진 발견)</w:t>
-      </w:r>
-    </w:p>
-    <w:p>
-      <w:pPr>
-        <w:ind w:left="720" w:firstLine="0"/>
-        <w:rPr/>
-      </w:pPr>
-      <w:r>
-        <w:rPr>
-          <w:rtl w:val="0"/>
-        </w:rPr>
-      </w:r>
-    </w:p>
-    <w:p>
-      <w:pPr>
-        <w:ind w:left="720" w:firstLine="0"/>
-        <w:rPr/>
-      </w:pPr>
-      <w:r>
-        <w:rPr>
-          <w:rFonts w:ascii="Arial Unicode MS" w:cs="Arial Unicode MS" w:eastAsia="Arial Unicode MS" w:hAnsi="Arial Unicode MS"/>
-          <w:rtl w:val="0"/>
-        </w:rPr>
-        <w:t xml:space="preserve">플레이어: 너 뭐해! </w:t>
-      </w:r>
-    </w:p>
-    <w:p>
-      <w:pPr>
-        <w:ind w:left="720" w:firstLine="0"/>
-        <w:rPr/>
-      </w:pPr>
-      <w:r>
-        <w:rPr>
-          <w:rFonts w:ascii="Arial Unicode MS" w:cs="Arial Unicode MS" w:eastAsia="Arial Unicode MS" w:hAnsi="Arial Unicode MS"/>
-          <w:rtl w:val="0"/>
-        </w:rPr>
-        <w:t xml:space="preserve">NPC: 깜짝아! 놀랐잖아 체육인 줄 알고.</w:t>
-      </w:r>
-    </w:p>
-    <w:p>
-      <w:pPr>
-        <w:ind w:left="720" w:firstLine="0"/>
-        <w:rPr/>
-      </w:pPr>
-      <w:r>
-        <w:rPr>
-          <w:rtl w:val="0"/>
-        </w:rPr>
-      </w:r>
-    </w:p>
-    <w:p>
-      <w:pPr>
-        <w:ind w:left="720" w:firstLine="0"/>
-        <w:rPr/>
-      </w:pPr>
-      <w:r>
-        <w:rPr>
-          <w:rFonts w:ascii="Arial Unicode MS" w:cs="Arial Unicode MS" w:eastAsia="Arial Unicode MS" w:hAnsi="Arial Unicode MS"/>
-          <w:rtl w:val="0"/>
-        </w:rPr>
-        <w:t xml:space="preserve">플레이어: 노래 듣는거야? 무슨 노래 듣고 있어.</w:t>
-      </w:r>
-    </w:p>
-    <w:p>
-      <w:pPr>
-        <w:ind w:left="720" w:firstLine="0"/>
-        <w:rPr/>
-      </w:pPr>
-      <w:r>
-        <w:rPr>
-          <w:rFonts w:ascii="Arial Unicode MS" w:cs="Arial Unicode MS" w:eastAsia="Arial Unicode MS" w:hAnsi="Arial Unicode MS"/>
-          <w:rtl w:val="0"/>
-        </w:rPr>
-        <w:t xml:space="preserve">NPC: 나 그냥 밴드 노래 듣고 있는데.</w:t>
-      </w:r>
-    </w:p>
-    <w:p>
-      <w:pPr>
-        <w:ind w:left="720" w:firstLine="0"/>
-        <w:rPr/>
-      </w:pPr>
-      <w:r>
-        <w:rPr>
-          <w:rtl w:val="0"/>
-        </w:rPr>
-      </w:r>
-    </w:p>
-    <w:p>
-      <w:pPr>
-        <w:ind w:left="720" w:firstLine="0"/>
-        <w:rPr/>
-      </w:pPr>
-      <w:r>
-        <w:rPr>
-          <w:rFonts w:ascii="Arial Unicode MS" w:cs="Arial Unicode MS" w:eastAsia="Arial Unicode MS" w:hAnsi="Arial Unicode MS"/>
-          <w:rtl w:val="0"/>
-        </w:rPr>
-        <w:t xml:space="preserve">플레이어: 어! 나 이 밴드 노래 좋아하는데!</w:t>
-      </w:r>
-    </w:p>
-    <w:p>
-      <w:pPr>
-        <w:ind w:left="720" w:firstLine="0"/>
-        <w:rPr/>
-      </w:pPr>
-      <w:r>
-        <w:rPr>
-          <w:rFonts w:ascii="Arial Unicode MS" w:cs="Arial Unicode MS" w:eastAsia="Arial Unicode MS" w:hAnsi="Arial Unicode MS"/>
-          <w:rtl w:val="0"/>
-        </w:rPr>
-        <w:t xml:space="preserve">NPC: 진짜? 나도 이 밴드가 제일 좋…</w:t>
-      </w:r>
-    </w:p>
-    <w:p>
-      <w:pPr>
-        <w:ind w:left="720" w:firstLine="0"/>
-        <w:rPr/>
-      </w:pPr>
-      <w:r>
-        <w:rPr>
-          <w:rFonts w:ascii="Arial Unicode MS" w:cs="Arial Unicode MS" w:eastAsia="Arial Unicode MS" w:hAnsi="Arial Unicode MS"/>
-          <w:rtl w:val="0"/>
-        </w:rPr>
-        <w:t xml:space="preserve">(뒤에 이쪽으로 오는 체육선생님 발견)</w:t>
-      </w:r>
-    </w:p>
-    <w:p>
-      <w:pPr>
-        <w:ind w:left="720" w:firstLine="0"/>
-        <w:rPr/>
-      </w:pPr>
-      <w:r>
-        <w:rPr>
-          <w:rtl w:val="0"/>
-        </w:rPr>
-      </w:r>
-    </w:p>
-    <w:p>
-      <w:pPr>
-        <w:ind w:left="720" w:firstLine="0"/>
-        <w:rPr/>
-      </w:pPr>
-      <w:r>
-        <w:rPr>
-          <w:rFonts w:ascii="Arial Unicode MS" w:cs="Arial Unicode MS" w:eastAsia="Arial Unicode MS" w:hAnsi="Arial Unicode MS"/>
-          <w:rtl w:val="0"/>
-        </w:rPr>
-        <w:t xml:space="preserve">플레이어: 야 체육 이리로 온다! 튀어! </w:t>
-      </w:r>
-    </w:p>
-    <w:p>
-      <w:pPr>
-        <w:ind w:left="720" w:firstLine="0"/>
-        <w:rPr/>
-      </w:pPr>
-      <w:r>
-        <w:rPr>
-          <w:rFonts w:ascii="Arial Unicode MS" w:cs="Arial Unicode MS" w:eastAsia="Arial Unicode MS" w:hAnsi="Arial Unicode MS"/>
-          <w:rtl w:val="0"/>
-        </w:rPr>
-        <w:t xml:space="preserve">NPC: 어? 잠ㄲ…</w:t>
-      </w:r>
-    </w:p>
-    <w:p>
-      <w:pPr>
-        <w:ind w:left="720" w:firstLine="0"/>
-        <w:rPr/>
-      </w:pPr>
-      <w:r>
-        <w:rPr>
-          <w:rtl w:val="0"/>
-        </w:rPr>
-      </w:r>
-    </w:p>
-    <w:p>
-      <w:pPr>
-        <w:ind w:left="720" w:firstLine="0"/>
-        <w:rPr/>
-      </w:pPr>
-      <w:r>
-        <w:rPr>
-          <w:rFonts w:ascii="Arial Unicode MS" w:cs="Arial Unicode MS" w:eastAsia="Arial Unicode MS" w:hAnsi="Arial Unicode MS"/>
-          <w:rtl w:val="0"/>
-        </w:rPr>
-        <w:t xml:space="preserve">(뒷골목에서 나오며 호루라기 사용하고 체육선생님에게 도망가기)</w:t>
-      </w:r>
-    </w:p>
-    <w:p>
-      <w:pPr>
-        <w:ind w:left="720" w:firstLine="0"/>
-        <w:rPr/>
-      </w:pPr>
-      <w:r>
-        <w:rPr>
-          <w:rtl w:val="0"/>
-        </w:rPr>
-      </w:r>
-    </w:p>
-    <w:p>
-      <w:pPr>
-        <w:ind w:left="720" w:firstLine="0"/>
-        <w:rPr/>
-      </w:pPr>
-      <w:r>
-        <w:rPr>
-          <w:rtl w:val="0"/>
-        </w:rPr>
-        <w:t xml:space="preserve">NPC: ….. </w:t>
-      </w:r>
-    </w:p>
-    <w:p>
-      <w:pPr>
-        <w:ind w:left="720" w:firstLine="0"/>
+        <w:t xml:space="preserve">(얼굴에 상처가 난 채로 있는 일진 발견)</w:t>
+      </w:r>
+    </w:p>
+    <w:p>
+      <w:pPr>
+        <w:ind w:left="720" w:firstLine="0"/>
+        <w:rPr/>
+      </w:pPr>
+      <w:r>
+        <w:rPr>
+          <w:rtl w:val="0"/>
+        </w:rPr>
+      </w:r>
+    </w:p>
+    <w:p>
+      <w:pPr>
+        <w:ind w:left="720" w:firstLine="0"/>
+        <w:rPr/>
+      </w:pPr>
+      <w:r>
+        <w:rPr>
+          <w:rFonts w:ascii="Arial Unicode MS" w:cs="Arial Unicode MS" w:eastAsia="Arial Unicode MS" w:hAnsi="Arial Unicode MS"/>
+          <w:rtl w:val="0"/>
+        </w:rPr>
+        <w:t xml:space="preserve">플레이어: 너 뭐야 얼굴에 상처났는데? </w:t>
+      </w:r>
+    </w:p>
+    <w:p>
+      <w:pPr>
+        <w:ind w:left="720" w:firstLine="0"/>
+        <w:rPr/>
+      </w:pPr>
+      <w:r>
+        <w:rPr>
+          <w:rFonts w:ascii="Arial Unicode MS" w:cs="Arial Unicode MS" w:eastAsia="Arial Unicode MS" w:hAnsi="Arial Unicode MS"/>
+          <w:rtl w:val="0"/>
+        </w:rPr>
+        <w:t xml:space="preserve">NPC: 아무것도 아니야 신경 안써도 돼.</w:t>
+      </w:r>
+    </w:p>
+    <w:p>
+      <w:pPr>
+        <w:ind w:left="720" w:firstLine="0"/>
+        <w:rPr/>
+      </w:pPr>
+      <w:r>
+        <w:rPr>
+          <w:rtl w:val="0"/>
+        </w:rPr>
+      </w:r>
+    </w:p>
+    <w:p>
+      <w:pPr>
+        <w:ind w:left="720" w:firstLine="0"/>
+        <w:rPr/>
+      </w:pPr>
+      <w:r>
+        <w:rPr>
+          <w:rFonts w:ascii="Arial Unicode MS" w:cs="Arial Unicode MS" w:eastAsia="Arial Unicode MS" w:hAnsi="Arial Unicode MS"/>
+          <w:rtl w:val="0"/>
+        </w:rPr>
+        <w:t xml:space="preserve">플레이어: 아무것도 아니긴, 피 나잖아. </w:t>
+      </w:r>
+    </w:p>
+    <w:p>
+      <w:pPr>
+        <w:ind w:left="720" w:firstLine="0"/>
+        <w:rPr/>
+      </w:pPr>
+      <w:r>
+        <w:rPr>
+          <w:rFonts w:ascii="Arial Unicode MS" w:cs="Arial Unicode MS" w:eastAsia="Arial Unicode MS" w:hAnsi="Arial Unicode MS"/>
+          <w:rtl w:val="0"/>
+        </w:rPr>
+        <w:t xml:space="preserve">NPC: 괜찮다니까.</w:t>
+      </w:r>
+    </w:p>
+    <w:p>
+      <w:pPr>
+        <w:ind w:left="720" w:firstLine="0"/>
+        <w:rPr/>
+      </w:pPr>
+      <w:r>
+        <w:rPr>
+          <w:rtl w:val="0"/>
+        </w:rPr>
+      </w:r>
+    </w:p>
+    <w:p>
+      <w:pPr>
+        <w:ind w:left="720" w:firstLine="0"/>
+        <w:rPr/>
+      </w:pPr>
+      <w:r>
+        <w:rPr>
+          <w:rFonts w:ascii="Arial Unicode MS" w:cs="Arial Unicode MS" w:eastAsia="Arial Unicode MS" w:hAnsi="Arial Unicode MS"/>
+          <w:rtl w:val="0"/>
+        </w:rPr>
+        <w:t xml:space="preserve">(반창고 같은걸 찾아볼까?)</w:t>
+      </w:r>
+    </w:p>
+    <w:p>
+      <w:pPr>
+        <w:ind w:left="720" w:firstLine="0"/>
+        <w:rPr/>
+      </w:pPr>
+      <w:r>
+        <w:rPr>
+          <w:rtl w:val="0"/>
+        </w:rPr>
+      </w:r>
+    </w:p>
+    <w:p>
+      <w:pPr>
+        <w:ind w:left="720" w:firstLine="0"/>
+        <w:rPr/>
+      </w:pPr>
+      <w:r>
+        <w:rPr>
+          <w:rFonts w:ascii="Arial Unicode MS" w:cs="Arial Unicode MS" w:eastAsia="Arial Unicode MS" w:hAnsi="Arial Unicode MS"/>
+          <w:rtl w:val="0"/>
+        </w:rPr>
+        <w:t xml:space="preserve">플레이어: 가만히 있어봐. 반창고 붙여줄게. </w:t>
+      </w:r>
+    </w:p>
+    <w:p>
+      <w:pPr>
+        <w:ind w:left="720" w:firstLine="0"/>
+        <w:rPr/>
+      </w:pPr>
+      <w:r>
+        <w:rPr>
+          <w:rtl w:val="0"/>
+        </w:rPr>
+        <w:t xml:space="preserve">NPC: …..</w:t>
+      </w:r>
+    </w:p>
+    <w:p>
+      <w:pPr>
+        <w:ind w:left="720" w:firstLine="0"/>
+        <w:rPr/>
+      </w:pPr>
+      <w:r>
+        <w:rPr>
+          <w:rtl w:val="0"/>
+        </w:rPr>
+      </w:r>
+    </w:p>
+    <w:p>
+      <w:pPr>
+        <w:ind w:left="720" w:firstLine="0"/>
+        <w:rPr/>
+      </w:pPr>
+      <w:r>
+        <w:rPr>
+          <w:rFonts w:ascii="Arial Unicode MS" w:cs="Arial Unicode MS" w:eastAsia="Arial Unicode MS" w:hAnsi="Arial Unicode MS"/>
+          <w:rtl w:val="0"/>
+        </w:rPr>
+        <w:t xml:space="preserve">플레이어: 자 이제 좀 괜찮네. 이제 다치면 안돼~</w:t>
+      </w:r>
+    </w:p>
+    <w:p>
+      <w:pPr>
+        <w:ind w:left="720" w:firstLine="0"/>
+        <w:rPr/>
+      </w:pPr>
+      <w:r>
+        <w:rPr>
+          <w:rFonts w:ascii="Arial Unicode MS" w:cs="Arial Unicode MS" w:eastAsia="Arial Unicode MS" w:hAnsi="Arial Unicode MS"/>
+          <w:rtl w:val="0"/>
+        </w:rPr>
+        <w:t xml:space="preserve">NPC: …. 땡큐</w:t>
+      </w:r>
+    </w:p>
+    <w:p>
+      <w:pPr>
+        <w:ind w:left="720" w:firstLine="0"/>
+        <w:rPr/>
+      </w:pPr>
+      <w:r>
+        <w:rPr>
+          <w:rtl w:val="0"/>
+        </w:rPr>
+      </w:r>
+    </w:p>
+    <w:p>
+      <w:pPr>
+        <w:spacing w:after="240" w:before="240" w:lineRule="auto"/>
+        <w:ind w:left="720" w:firstLine="0"/>
+        <w:rPr/>
+      </w:pPr>
+      <w:r>
+        <w:rPr>
+          <w:rFonts w:ascii="Arial Unicode MS" w:cs="Arial Unicode MS" w:eastAsia="Arial Unicode MS" w:hAnsi="Arial Unicode MS"/>
+          <w:rtl w:val="0"/>
+        </w:rPr>
+        <w:t xml:space="preserve">(맵 가운데에 귀속 플레이어 현황 수치 증가)</w:t>
+      </w:r>
+    </w:p>
+    <w:p>
+      <w:pPr>
+        <w:ind w:left="0" w:firstLine="0"/>
         <w:rPr/>
       </w:pPr>
       <w:r>
@@ -1304,50 +1555,26 @@
     </w:p>
     <w:p>
       <w:pPr>
-        <w:ind w:left="720" w:firstLine="0"/>
-        <w:rPr/>
-      </w:pPr>
-      <w:r>
-        <w:rPr>
-          <w:rtl w:val="0"/>
-        </w:rPr>
-      </w:r>
-    </w:p>
-    <w:p>
-      <w:pPr>
-        <w:ind w:left="720" w:firstLine="0"/>
-        <w:rPr/>
-      </w:pPr>
-      <w:r>
-        <w:rPr>
-          <w:rFonts w:ascii="Arial Unicode MS" w:cs="Arial Unicode MS" w:eastAsia="Arial Unicode MS" w:hAnsi="Arial Unicode MS"/>
-          <w:rtl w:val="0"/>
-        </w:rPr>
-        <w:t xml:space="preserve">(어딘가에 숨어있던 인기남을 발견)</w:t>
-      </w:r>
-    </w:p>
-    <w:p>
-      <w:pPr>
-        <w:ind w:left="720" w:firstLine="0"/>
-        <w:rPr/>
-      </w:pPr>
-      <w:r>
-        <w:rPr>
-          <w:rtl w:val="0"/>
-        </w:rPr>
-      </w:r>
-    </w:p>
-    <w:p>
-      <w:pPr>
-        <w:ind w:left="720" w:firstLine="0"/>
-        <w:rPr/>
-      </w:pPr>
-      <w:r>
-        <w:rPr>
-          <w:rFonts w:ascii="Arial Unicode MS" w:cs="Arial Unicode MS" w:eastAsia="Arial Unicode MS" w:hAnsi="Arial Unicode MS"/>
-          <w:rtl w:val="0"/>
-        </w:rPr>
-        <w:t xml:space="preserve">NPC: 이 머리론 돌아다닐 수 없어… 삭발을 할까? 아니야.. 그건 더 최악일 수도 있어. 어떻게 하지? 하아…</w:t>
+        <w:ind w:left="0" w:firstLine="0"/>
+        <w:rPr/>
+      </w:pPr>
+      <w:r>
+        <w:rPr>
+          <w:rtl w:val="0"/>
+        </w:rPr>
+      </w:r>
+    </w:p>
+    <w:p>
+      <w:pPr>
+        <w:ind w:left="720" w:firstLine="0"/>
+        <w:rPr/>
+      </w:pPr>
+      <w:r>
+        <w:rPr>
+          <w:rFonts w:ascii="Arial Unicode MS" w:cs="Arial Unicode MS" w:eastAsia="Arial Unicode MS" w:hAnsi="Arial Unicode MS"/>
+          <w:rtl w:val="0"/>
+        </w:rPr>
+        <w:t xml:space="preserve">NPC: 이 머리론 돌아다닐 수 없어… 지금이라도 집에 갈까? 어떻게 하지? 하아…</w:t>
       </w:r>
     </w:p>
     <w:p>
@@ -1397,155 +1624,253 @@
           <w:rFonts w:ascii="Arial Unicode MS" w:cs="Arial Unicode MS" w:eastAsia="Arial Unicode MS" w:hAnsi="Arial Unicode MS"/>
           <w:rtl w:val="0"/>
         </w:rPr>
-        <w:t xml:space="preserve">플레이어: 뭐를? 머리?</w:t>
-      </w:r>
-    </w:p>
-    <w:p>
-      <w:pPr>
-        <w:ind w:left="720" w:firstLine="0"/>
-        <w:rPr/>
-      </w:pPr>
-      <w:r>
-        <w:rPr>
-          <w:rtl w:val="0"/>
-        </w:rPr>
-      </w:r>
-    </w:p>
-    <w:p>
-      <w:pPr>
-        <w:ind w:left="720" w:firstLine="0"/>
-        <w:rPr/>
-      </w:pPr>
-      <w:r>
-        <w:rPr>
-          <w:rFonts w:ascii="Arial Unicode MS" w:cs="Arial Unicode MS" w:eastAsia="Arial Unicode MS" w:hAnsi="Arial Unicode MS"/>
-          <w:rtl w:val="0"/>
-        </w:rPr>
-        <w:t xml:space="preserve"> NPC: 이 머리론 더 이상 학교에 다닐 수 없어.. 애들도 보고 다 비웃었다고.. </w:t>
-      </w:r>
-    </w:p>
-    <w:p>
-      <w:pPr>
-        <w:ind w:left="720" w:firstLine="0"/>
-        <w:rPr/>
-      </w:pPr>
-      <w:r>
-        <w:rPr>
-          <w:rFonts w:ascii="Arial Unicode MS" w:cs="Arial Unicode MS" w:eastAsia="Arial Unicode MS" w:hAnsi="Arial Unicode MS"/>
-          <w:rtl w:val="0"/>
-        </w:rPr>
-        <w:t xml:space="preserve">          난 망했어 자퇴할거야.</w:t>
-      </w:r>
-    </w:p>
-    <w:p>
-      <w:pPr>
-        <w:ind w:left="720" w:firstLine="0"/>
-        <w:rPr/>
-      </w:pPr>
-      <w:r>
-        <w:rPr>
-          <w:rFonts w:ascii="Arial Unicode MS" w:cs="Arial Unicode MS" w:eastAsia="Arial Unicode MS" w:hAnsi="Arial Unicode MS"/>
-          <w:rtl w:val="0"/>
-        </w:rPr>
-        <w:t xml:space="preserve">플레이어: 무슨 소리야. 내가 보기엔 머리 엄청 잘 어울리는데?</w:t>
-      </w:r>
-    </w:p>
-    <w:p>
-      <w:pPr>
-        <w:ind w:left="720" w:firstLine="0"/>
-        <w:rPr/>
-      </w:pPr>
-      <w:r>
-        <w:rPr>
-          <w:rtl w:val="0"/>
-        </w:rPr>
-      </w:r>
-    </w:p>
-    <w:p>
-      <w:pPr>
-        <w:ind w:left="720" w:firstLine="0"/>
-        <w:rPr/>
-      </w:pPr>
-      <w:r>
-        <w:rPr>
-          <w:rFonts w:ascii="Arial Unicode MS" w:cs="Arial Unicode MS" w:eastAsia="Arial Unicode MS" w:hAnsi="Arial Unicode MS"/>
-          <w:rtl w:val="0"/>
-        </w:rPr>
-        <w:t xml:space="preserve">NPC: …. 정말?</w:t>
-      </w:r>
-    </w:p>
-    <w:p>
-      <w:pPr>
-        <w:ind w:left="720" w:firstLine="0"/>
-        <w:rPr/>
-      </w:pPr>
-      <w:r>
-        <w:rPr>
-          <w:rFonts w:ascii="Arial Unicode MS" w:cs="Arial Unicode MS" w:eastAsia="Arial Unicode MS" w:hAnsi="Arial Unicode MS"/>
-          <w:rtl w:val="0"/>
-        </w:rPr>
-        <w:t xml:space="preserve">플레이어: 그럼~ 그리고 머리가 마음에 안들면 좀 어때서~ 내면이 중요한거지.</w:t>
-      </w:r>
-    </w:p>
-    <w:p>
-      <w:pPr>
-        <w:ind w:left="720" w:firstLine="0"/>
-        <w:rPr/>
-      </w:pPr>
-      <w:r>
-        <w:rPr>
-          <w:rtl w:val="0"/>
-        </w:rPr>
-      </w:r>
-    </w:p>
-    <w:p>
-      <w:pPr>
-        <w:ind w:left="720" w:firstLine="0"/>
-        <w:rPr/>
-      </w:pPr>
-      <w:r>
-        <w:rPr>
-          <w:rFonts w:ascii="Arial Unicode MS" w:cs="Arial Unicode MS" w:eastAsia="Arial Unicode MS" w:hAnsi="Arial Unicode MS"/>
-          <w:rtl w:val="0"/>
-        </w:rPr>
-        <w:t xml:space="preserve">NPC: .. 그렇게 말해줘서 고마워. 나 먼저 가볼게!! (후다닥 화면에서 사라지며 도망)</w:t>
-      </w:r>
-    </w:p>
-    <w:p>
-      <w:pPr>
-        <w:ind w:left="720" w:firstLine="0"/>
-        <w:rPr/>
-      </w:pPr>
-      <w:r>
-        <w:rPr>
-          <w:rFonts w:ascii="Arial Unicode MS" w:cs="Arial Unicode MS" w:eastAsia="Arial Unicode MS" w:hAnsi="Arial Unicode MS"/>
-          <w:rtl w:val="0"/>
-        </w:rPr>
-        <w:t xml:space="preserve">플레이어: 어딜 그리 뛰어가~ 다쳐!</w:t>
-      </w:r>
-    </w:p>
-    <w:p>
-      <w:pPr>
-        <w:ind w:left="720" w:firstLine="0"/>
-        <w:rPr/>
-      </w:pPr>
-      <w:r>
-        <w:rPr>
-          <w:rtl w:val="0"/>
-        </w:rPr>
-      </w:r>
-    </w:p>
-    <w:p>
-      <w:pPr>
-        <w:ind w:left="720" w:firstLine="0"/>
-        <w:rPr/>
-      </w:pPr>
-      <w:r>
-        <w:rPr>
-          <w:rFonts w:ascii="Arial Unicode MS" w:cs="Arial Unicode MS" w:eastAsia="Arial Unicode MS" w:hAnsi="Arial Unicode MS"/>
-          <w:rtl w:val="0"/>
-        </w:rPr>
-        <w:t xml:space="preserve">(여기는 대화에서 선택지 고르게 하는것도 나쁘지 않을듯)</w:t>
+        <w:t xml:space="preserve">플레이어: 뭐를? </w:t>
+      </w:r>
+    </w:p>
+    <w:p>
+      <w:pPr>
+        <w:ind w:left="720" w:firstLine="0"/>
+        <w:rPr/>
+      </w:pPr>
+      <w:r>
+        <w:rPr>
+          <w:rtl w:val="0"/>
+        </w:rPr>
+      </w:r>
+    </w:p>
+    <w:p>
+      <w:pPr>
+        <w:ind w:left="720" w:firstLine="0"/>
+        <w:rPr/>
+      </w:pPr>
+      <w:r>
+        <w:rPr>
+          <w:rFonts w:ascii="Arial Unicode MS" w:cs="Arial Unicode MS" w:eastAsia="Arial Unicode MS" w:hAnsi="Arial Unicode MS"/>
+          <w:rtl w:val="0"/>
+        </w:rPr>
+        <w:t xml:space="preserve"> NPC: 아침에 머리를 잘못 말려서 머리가 이상해졌어. 애들도 보고 다 비웃었다고.. </w:t>
+      </w:r>
+    </w:p>
+    <w:p>
+      <w:pPr>
+        <w:ind w:left="720" w:firstLine="0"/>
+        <w:rPr/>
+      </w:pPr>
+      <w:r>
+        <w:rPr>
+          <w:rFonts w:ascii="Arial Unicode MS" w:cs="Arial Unicode MS" w:eastAsia="Arial Unicode MS" w:hAnsi="Arial Unicode MS"/>
+          <w:rtl w:val="0"/>
+        </w:rPr>
+        <w:t xml:space="preserve">플레이어: 에이 머리가 무슨 상관이야~ 잘못 말릴 수도 있지. </w:t>
+      </w:r>
+    </w:p>
+    <w:p>
+      <w:pPr>
+        <w:ind w:left="720" w:firstLine="0"/>
+        <w:rPr/>
+      </w:pPr>
+      <w:r>
+        <w:rPr>
+          <w:rtl w:val="0"/>
+        </w:rPr>
+      </w:r>
+    </w:p>
+    <w:p>
+      <w:pPr>
+        <w:ind w:left="720" w:firstLine="0"/>
+        <w:rPr/>
+      </w:pPr>
+      <w:r>
+        <w:rPr>
+          <w:rFonts w:ascii="Arial Unicode MS" w:cs="Arial Unicode MS" w:eastAsia="Arial Unicode MS" w:hAnsi="Arial Unicode MS"/>
+          <w:rtl w:val="0"/>
+        </w:rPr>
+        <w:t xml:space="preserve">NPC: 그동안 항상 아침에 신경써서 잘 꾸미고 왔는데 오늘은.. 수업도 못 듣겠어</w:t>
+      </w:r>
+    </w:p>
+    <w:p>
+      <w:pPr>
+        <w:ind w:left="720" w:firstLine="0"/>
+        <w:rPr/>
+      </w:pPr>
+      <w:r>
+        <w:rPr>
+          <w:rtl w:val="0"/>
+        </w:rPr>
+      </w:r>
+    </w:p>
+    <w:p>
+      <w:pPr>
+        <w:ind w:left="720" w:firstLine="0"/>
+        <w:rPr/>
+      </w:pPr>
+      <w:r>
+        <w:rPr>
+          <w:rFonts w:ascii="Arial Unicode MS" w:cs="Arial Unicode MS" w:eastAsia="Arial Unicode MS" w:hAnsi="Arial Unicode MS"/>
+          <w:rtl w:val="0"/>
+        </w:rPr>
+        <w:t xml:space="preserve">(꼬리빗을 찾아서 내가 빗어줘야할 것 같다.)</w:t>
+      </w:r>
+    </w:p>
+    <w:p>
+      <w:pPr>
+        <w:ind w:left="720" w:firstLine="0"/>
+        <w:rPr/>
+      </w:pPr>
+      <w:r>
+        <w:rPr>
+          <w:rtl w:val="0"/>
+        </w:rPr>
+      </w:r>
+    </w:p>
+    <w:p>
+      <w:pPr>
+        <w:ind w:left="720" w:firstLine="0"/>
+        <w:rPr/>
+      </w:pPr>
+      <w:r>
+        <w:rPr>
+          <w:rFonts w:ascii="Arial Unicode MS" w:cs="Arial Unicode MS" w:eastAsia="Arial Unicode MS" w:hAnsi="Arial Unicode MS"/>
+          <w:rtl w:val="0"/>
+        </w:rPr>
+        <w:t xml:space="preserve">NPC: 어떡하지..</w:t>
+      </w:r>
+    </w:p>
+    <w:p>
+      <w:pPr>
+        <w:ind w:left="720" w:firstLine="0"/>
+        <w:rPr/>
+      </w:pPr>
+      <w:r>
+        <w:rPr>
+          <w:rFonts w:ascii="Arial Unicode MS" w:cs="Arial Unicode MS" w:eastAsia="Arial Unicode MS" w:hAnsi="Arial Unicode MS"/>
+          <w:rtl w:val="0"/>
+        </w:rPr>
+        <w:t xml:space="preserve">플레이어: 잠깐 기다려봐 내가 빗어줄게</w:t>
+      </w:r>
+    </w:p>
+    <w:p>
+      <w:pPr>
+        <w:ind w:left="720" w:firstLine="0"/>
+        <w:rPr/>
+      </w:pPr>
+      <w:r>
+        <w:rPr>
+          <w:rtl w:val="0"/>
+        </w:rPr>
+      </w:r>
+    </w:p>
+    <w:p>
+      <w:pPr>
+        <w:ind w:left="720" w:firstLine="0"/>
+        <w:rPr/>
+      </w:pPr>
+      <w:r>
+        <w:rPr>
+          <w:rFonts w:ascii="Arial Unicode MS" w:cs="Arial Unicode MS" w:eastAsia="Arial Unicode MS" w:hAnsi="Arial Unicode MS"/>
+          <w:rtl w:val="0"/>
+        </w:rPr>
+        <w:t xml:space="preserve">NPC: 어? …꼬리빗으로 될까?</w:t>
+      </w:r>
+    </w:p>
+    <w:p>
+      <w:pPr>
+        <w:ind w:left="720" w:firstLine="0"/>
+        <w:rPr/>
+      </w:pPr>
+      <w:r>
+        <w:rPr>
+          <w:rtl w:val="0"/>
+        </w:rPr>
+        <w:t xml:space="preserve">…..</w:t>
+      </w:r>
+    </w:p>
+    <w:p>
+      <w:pPr>
+        <w:ind w:left="720" w:firstLine="0"/>
+        <w:rPr/>
+      </w:pPr>
+      <w:r>
+        <w:rPr>
+          <w:rFonts w:ascii="Arial Unicode MS" w:cs="Arial Unicode MS" w:eastAsia="Arial Unicode MS" w:hAnsi="Arial Unicode MS"/>
+          <w:rtl w:val="0"/>
+        </w:rPr>
+        <w:t xml:space="preserve">플레이어: 자~ 어때? 괜찮지?</w:t>
+      </w:r>
+    </w:p>
+    <w:p>
+      <w:pPr>
+        <w:ind w:left="720" w:firstLine="0"/>
+        <w:rPr/>
+      </w:pPr>
+      <w:r>
+        <w:rPr>
+          <w:rFonts w:ascii="Arial Unicode MS" w:cs="Arial Unicode MS" w:eastAsia="Arial Unicode MS" w:hAnsi="Arial Unicode MS"/>
+          <w:rtl w:val="0"/>
+        </w:rPr>
+        <w:t xml:space="preserve">NPC: ….응 괜찮아졌네..</w:t>
+      </w:r>
+    </w:p>
+    <w:p>
+      <w:pPr>
+        <w:ind w:left="720" w:firstLine="0"/>
+        <w:rPr/>
+      </w:pPr>
+      <w:r>
+        <w:rPr>
+          <w:rtl w:val="0"/>
+        </w:rPr>
+      </w:r>
+    </w:p>
+    <w:p>
+      <w:pPr>
+        <w:ind w:left="720" w:firstLine="0"/>
+        <w:rPr/>
+      </w:pPr>
+      <w:r>
+        <w:rPr>
+          <w:rFonts w:ascii="Arial Unicode MS" w:cs="Arial Unicode MS" w:eastAsia="Arial Unicode MS" w:hAnsi="Arial Unicode MS"/>
+          <w:rtl w:val="0"/>
+        </w:rPr>
+        <w:t xml:space="preserve">플레이어: 이제 너무 신경쓰지 말고 다녀도 돼 꼬리빗은 선물로 줄게~</w:t>
+      </w:r>
+    </w:p>
+    <w:p>
+      <w:pPr>
+        <w:ind w:left="720" w:firstLine="0"/>
+        <w:rPr/>
+      </w:pPr>
+      <w:r>
+        <w:rPr>
+          <w:rFonts w:ascii="Arial Unicode MS" w:cs="Arial Unicode MS" w:eastAsia="Arial Unicode MS" w:hAnsi="Arial Unicode MS"/>
+          <w:rtl w:val="0"/>
+        </w:rPr>
+        <w:t xml:space="preserve">NPC: 응.. 고마워! </w:t>
+      </w:r>
+    </w:p>
+    <w:p>
+      <w:pPr>
+        <w:ind w:left="720" w:firstLine="0"/>
+        <w:rPr/>
+      </w:pPr>
+      <w:r>
+        <w:rPr>
+          <w:rtl w:val="0"/>
+        </w:rPr>
+      </w:r>
+    </w:p>
+    <w:p>
+      <w:pPr>
+        <w:spacing w:after="240" w:before="240" w:lineRule="auto"/>
+        <w:ind w:left="720" w:firstLine="0"/>
+        <w:rPr/>
+      </w:pPr>
+      <w:r>
+        <w:rPr>
+          <w:rFonts w:ascii="Arial Unicode MS" w:cs="Arial Unicode MS" w:eastAsia="Arial Unicode MS" w:hAnsi="Arial Unicode MS"/>
+          <w:rtl w:val="0"/>
+        </w:rPr>
+        <w:t xml:space="preserve">(맵 가운데에 귀속 플레이어 현황 수치 증가)</w:t>
       </w:r>
     </w:p>
     <w:p>
@@ -1753,6 +2078,143 @@
       </w:pPr>
       <w:r>
         <w:rPr>
+          <w:rFonts w:ascii="Arial Unicode MS" w:cs="Arial Unicode MS" w:eastAsia="Arial Unicode MS" w:hAnsi="Arial Unicode MS"/>
+          <w:rtl w:val="0"/>
+        </w:rPr>
+        <w:t xml:space="preserve">           (한정판 게임이 어디있을까?)</w:t>
+      </w:r>
+    </w:p>
+    <w:p>
+      <w:pPr>
+        <w:rPr/>
+      </w:pPr>
+      <w:r>
+        <w:rPr>
+          <w:rtl w:val="0"/>
+        </w:rPr>
+      </w:r>
+    </w:p>
+    <w:p>
+      <w:pPr>
+        <w:rPr/>
+      </w:pPr>
+      <w:r>
+        <w:rPr>
+          <w:rFonts w:ascii="Arial Unicode MS" w:cs="Arial Unicode MS" w:eastAsia="Arial Unicode MS" w:hAnsi="Arial Unicode MS"/>
+          <w:rtl w:val="0"/>
+        </w:rPr>
+        <w:t xml:space="preserve">          플레이어: 이거 너꺼 맞지! 저기 떨어져있더라.</w:t>
+      </w:r>
+    </w:p>
+    <w:p>
+      <w:pPr>
+        <w:rPr/>
+      </w:pPr>
+      <w:r>
+        <w:rPr>
+          <w:rFonts w:ascii="Arial Unicode MS" w:cs="Arial Unicode MS" w:eastAsia="Arial Unicode MS" w:hAnsi="Arial Unicode MS"/>
+          <w:rtl w:val="0"/>
+        </w:rPr>
+        <w:t xml:space="preserve">          NPC: 어 이거 맞아 내꺼!! 어디서 찾은거야? 못 찾을 것 같았는데! </w:t>
+      </w:r>
+    </w:p>
+    <w:p>
+      <w:pPr>
+        <w:rPr/>
+      </w:pPr>
+      <w:r>
+        <w:rPr>
+          <w:rFonts w:ascii="Arial Unicode MS" w:cs="Arial Unicode MS" w:eastAsia="Arial Unicode MS" w:hAnsi="Arial Unicode MS"/>
+          <w:rtl w:val="0"/>
+        </w:rPr>
+        <w:t xml:space="preserve">                    고마워 오늘 집 가자마자 해야겠어 ㅎㅎ</w:t>
+      </w:r>
+    </w:p>
+    <w:p>
+      <w:pPr>
+        <w:rPr/>
+      </w:pPr>
+      <w:r>
+        <w:rPr>
+          <w:rtl w:val="0"/>
+        </w:rPr>
+      </w:r>
+    </w:p>
+    <w:p>
+      <w:pPr>
+        <w:rPr/>
+      </w:pPr>
+      <w:r>
+        <w:rPr>
+          <w:rFonts w:ascii="Arial Unicode MS" w:cs="Arial Unicode MS" w:eastAsia="Arial Unicode MS" w:hAnsi="Arial Unicode MS"/>
+          <w:rtl w:val="0"/>
+        </w:rPr>
+        <w:t xml:space="preserve">          플레이어: 고마우면 나중에 게임 한번 빌려줘~ 나도 해보고 싶으니까~</w:t>
+      </w:r>
+    </w:p>
+    <w:p>
+      <w:pPr>
+        <w:rPr/>
+      </w:pPr>
+      <w:r>
+        <w:rPr>
+          <w:rFonts w:ascii="Arial Unicode MS" w:cs="Arial Unicode MS" w:eastAsia="Arial Unicode MS" w:hAnsi="Arial Unicode MS"/>
+          <w:rtl w:val="0"/>
+        </w:rPr>
+        <w:t xml:space="preserve">          NPC: 응 그래! 언제든지 빌려줄게 ㅎㅎ</w:t>
+      </w:r>
+    </w:p>
+    <w:p>
+      <w:pPr>
+        <w:spacing w:after="240" w:before="240" w:lineRule="auto"/>
+        <w:ind w:left="720" w:firstLine="0"/>
+        <w:rPr/>
+      </w:pPr>
+      <w:r>
+        <w:rPr>
+          <w:rFonts w:ascii="Arial Unicode MS" w:cs="Arial Unicode MS" w:eastAsia="Arial Unicode MS" w:hAnsi="Arial Unicode MS"/>
+          <w:rtl w:val="0"/>
+        </w:rPr>
+        <w:t xml:space="preserve">(맵 가운데에 귀속 플레이어 현황 수치 증가)</w:t>
+      </w:r>
+    </w:p>
+    <w:p>
+      <w:pPr>
+        <w:rPr/>
+      </w:pPr>
+      <w:r>
+        <w:rPr>
+          <w:rtl w:val="0"/>
+        </w:rPr>
+        <w:t xml:space="preserve">          </w:t>
+      </w:r>
+    </w:p>
+    <w:p>
+      <w:pPr>
+        <w:rPr/>
+      </w:pPr>
+      <w:r>
+        <w:rPr>
+          <w:rtl w:val="0"/>
+        </w:rPr>
+      </w:r>
+    </w:p>
+    <w:p>
+      <w:pPr>
+        <w:rPr/>
+      </w:pPr>
+      <w:r>
+        <w:rPr>
+          <w:rtl w:val="0"/>
+        </w:rPr>
+      </w:r>
+    </w:p>
+    <w:p>
+      <w:pPr>
+        <w:rPr/>
+      </w:pPr>
+      <w:r>
+        <w:rPr>
           <w:rtl w:val="0"/>
         </w:rPr>
       </w:r>
@@ -1995,6 +2457,116 @@
     </w:p>
     <w:p>
       <w:pPr>
+        <w:ind w:left="720" w:firstLine="0"/>
+        <w:rPr/>
+      </w:pPr>
+      <w:r>
+        <w:rPr>
+          <w:rtl w:val="0"/>
+        </w:rPr>
+      </w:r>
+    </w:p>
+    <w:p>
+      <w:pPr>
+        <w:ind w:left="720" w:firstLine="0"/>
+        <w:rPr/>
+      </w:pPr>
+      <w:r>
+        <w:rPr>
+          <w:rtl w:val="0"/>
+        </w:rPr>
+      </w:r>
+    </w:p>
+    <w:p>
+      <w:pPr>
+        <w:ind w:left="720" w:firstLine="0"/>
+        <w:rPr/>
+      </w:pPr>
+      <w:r>
+        <w:rPr>
+          <w:rFonts w:ascii="Arial Unicode MS" w:cs="Arial Unicode MS" w:eastAsia="Arial Unicode MS" w:hAnsi="Arial Unicode MS"/>
+          <w:rtl w:val="0"/>
+        </w:rPr>
+        <w:t xml:space="preserve">NPC: 자 선물!</w:t>
+      </w:r>
+    </w:p>
+    <w:p>
+      <w:pPr>
+        <w:ind w:left="720" w:firstLine="0"/>
+        <w:rPr/>
+      </w:pPr>
+      <w:r>
+        <w:rPr>
+          <w:rFonts w:ascii="Arial Unicode MS" w:cs="Arial Unicode MS" w:eastAsia="Arial Unicode MS" w:hAnsi="Arial Unicode MS"/>
+          <w:rtl w:val="0"/>
+        </w:rPr>
+        <w:t xml:space="preserve">플레이어: 와 이게 뭐야 ? 내가 좋아하는 느낌의 명화집이잖아 ! 어떻게 구한거야?</w:t>
+      </w:r>
+    </w:p>
+    <w:p>
+      <w:pPr>
+        <w:ind w:left="720" w:firstLine="0"/>
+        <w:rPr/>
+      </w:pPr>
+      <w:r>
+        <w:rPr>
+          <w:rtl w:val="0"/>
+        </w:rPr>
+      </w:r>
+    </w:p>
+    <w:p>
+      <w:pPr>
+        <w:ind w:left="720" w:firstLine="0"/>
+        <w:rPr/>
+      </w:pPr>
+      <w:r>
+        <w:rPr>
+          <w:rFonts w:ascii="Arial Unicode MS" w:cs="Arial Unicode MS" w:eastAsia="Arial Unicode MS" w:hAnsi="Arial Unicode MS"/>
+          <w:rtl w:val="0"/>
+        </w:rPr>
+        <w:t xml:space="preserve">NPC: 뭐… 오다 주웠어~ 내가 너 생일선물 제일 먼저 준거다? 잊으면 안돼~</w:t>
+      </w:r>
+    </w:p>
+    <w:p>
+      <w:pPr>
+        <w:ind w:left="720" w:firstLine="0"/>
+        <w:rPr/>
+      </w:pPr>
+      <w:r>
+        <w:rPr>
+          <w:rFonts w:ascii="Arial Unicode MS" w:cs="Arial Unicode MS" w:eastAsia="Arial Unicode MS" w:hAnsi="Arial Unicode MS"/>
+          <w:rtl w:val="0"/>
+        </w:rPr>
+        <w:t xml:space="preserve">플레이어: … 응! 고마워 감동이야..</w:t>
+      </w:r>
+    </w:p>
+    <w:p>
+      <w:pPr>
+        <w:ind w:left="720" w:firstLine="0"/>
+        <w:rPr/>
+      </w:pPr>
+      <w:r>
+        <w:rPr>
+          <w:rtl w:val="0"/>
+        </w:rPr>
+      </w:r>
+    </w:p>
+    <w:p>
+      <w:pPr>
+        <w:spacing w:after="240" w:before="240" w:lineRule="auto"/>
+        <w:ind w:left="720" w:firstLine="0"/>
+        <w:rPr/>
+      </w:pPr>
+      <w:r>
+        <w:rPr>
+          <w:rFonts w:ascii="Arial Unicode MS" w:cs="Arial Unicode MS" w:eastAsia="Arial Unicode MS" w:hAnsi="Arial Unicode MS"/>
+          <w:rtl w:val="0"/>
+        </w:rPr>
+        <w:t xml:space="preserve">(맵 가운데에 귀속 플레이어 현황 수치 증가)</w:t>
+      </w:r>
+    </w:p>
+    <w:p>
+      <w:pPr>
         <w:rPr/>
       </w:pPr>
       <w:r>
@@ -2051,197 +2623,299 @@
     </w:p>
     <w:p>
       <w:pPr>
-        <w:rPr/>
-      </w:pPr>
-      <w:r>
-        <w:rPr>
-          <w:rtl w:val="0"/>
-        </w:rPr>
-      </w:r>
-    </w:p>
-    <w:p>
-      <w:pPr>
-        <w:ind w:left="720" w:firstLine="0"/>
-        <w:rPr/>
-      </w:pPr>
-      <w:r>
-        <w:rPr>
-          <w:rFonts w:ascii="Arial Unicode MS" w:cs="Arial Unicode MS" w:eastAsia="Arial Unicode MS" w:hAnsi="Arial Unicode MS"/>
-          <w:rtl w:val="0"/>
-        </w:rPr>
-        <w:t xml:space="preserve">(어디선가 신나는 기타 소리가 들린다. 소리가 나는 쪽으로 발걸음을 옮기니 어느새 합주실 앞이다.)</w:t>
-      </w:r>
-    </w:p>
-    <w:p>
-      <w:pPr>
-        <w:ind w:left="720" w:firstLine="0"/>
-        <w:rPr/>
-      </w:pPr>
-      <w:r>
-        <w:rPr>
-          <w:rtl w:val="0"/>
-        </w:rPr>
-      </w:r>
-    </w:p>
-    <w:p>
-      <w:pPr>
-        <w:ind w:left="720" w:firstLine="0"/>
-        <w:rPr/>
-      </w:pPr>
-      <w:r>
-        <w:rPr>
-          <w:rFonts w:ascii="Arial Unicode MS" w:cs="Arial Unicode MS" w:eastAsia="Arial Unicode MS" w:hAnsi="Arial Unicode MS"/>
-          <w:rtl w:val="0"/>
-        </w:rPr>
-        <w:t xml:space="preserve">플레이어: 최고의 연주였어요!</w:t>
-      </w:r>
-    </w:p>
-    <w:p>
-      <w:pPr>
-        <w:ind w:left="720" w:firstLine="0"/>
-        <w:rPr/>
-      </w:pPr>
-      <w:r>
-        <w:rPr>
-          <w:rFonts w:ascii="Arial Unicode MS" w:cs="Arial Unicode MS" w:eastAsia="Arial Unicode MS" w:hAnsi="Arial Unicode MS"/>
-          <w:rtl w:val="0"/>
-        </w:rPr>
-        <w:t xml:space="preserve">NPC: 고마워 ㅎㅎ 좀 흥이 나서 시끄럽게 쳐버렸나보네.</w:t>
-      </w:r>
-    </w:p>
-    <w:p>
-      <w:pPr>
-        <w:ind w:left="720" w:firstLine="0"/>
-        <w:rPr/>
-      </w:pPr>
-      <w:r>
-        <w:rPr>
-          <w:rtl w:val="0"/>
-        </w:rPr>
-      </w:r>
-    </w:p>
-    <w:p>
-      <w:pPr>
-        <w:ind w:left="720" w:firstLine="0"/>
-        <w:rPr/>
-      </w:pPr>
-      <w:r>
-        <w:rPr>
-          <w:rFonts w:ascii="Arial Unicode MS" w:cs="Arial Unicode MS" w:eastAsia="Arial Unicode MS" w:hAnsi="Arial Unicode MS"/>
-          <w:rtl w:val="0"/>
-        </w:rPr>
-        <w:t xml:space="preserve">플레이어: 방금 노래 무슨 노래였어요?</w:t>
-      </w:r>
-    </w:p>
-    <w:p>
-      <w:pPr>
-        <w:ind w:left="720" w:firstLine="0"/>
-        <w:rPr/>
-      </w:pPr>
-      <w:r>
-        <w:rPr>
-          <w:rFonts w:ascii="Arial Unicode MS" w:cs="Arial Unicode MS" w:eastAsia="Arial Unicode MS" w:hAnsi="Arial Unicode MS"/>
-          <w:rtl w:val="0"/>
-        </w:rPr>
-        <w:t xml:space="preserve">NPC: 이거 밴드 Stay의 하늘이라는 노랜데 알아?</w:t>
-      </w:r>
-    </w:p>
-    <w:p>
-      <w:pPr>
-        <w:ind w:left="720" w:firstLine="0"/>
-        <w:rPr/>
-      </w:pPr>
-      <w:r>
-        <w:rPr>
-          <w:rtl w:val="0"/>
-        </w:rPr>
-      </w:r>
-    </w:p>
-    <w:p>
-      <w:pPr>
-        <w:ind w:left="720" w:firstLine="0"/>
-        <w:rPr/>
-      </w:pPr>
-      <w:r>
-        <w:rPr>
-          <w:rFonts w:ascii="Arial Unicode MS" w:cs="Arial Unicode MS" w:eastAsia="Arial Unicode MS" w:hAnsi="Arial Unicode MS"/>
-          <w:rtl w:val="0"/>
-        </w:rPr>
-        <w:t xml:space="preserve">플레이어: 오! 저 이 밴드 진짜 좋아해요!! 이 밴드 제일 좋아한다고 자부할 수 있어요.</w:t>
-      </w:r>
-    </w:p>
-    <w:p>
-      <w:pPr>
-        <w:ind w:left="720" w:firstLine="0"/>
-        <w:rPr/>
-      </w:pPr>
-      <w:r>
-        <w:rPr>
-          <w:rFonts w:ascii="Arial Unicode MS" w:cs="Arial Unicode MS" w:eastAsia="Arial Unicode MS" w:hAnsi="Arial Unicode MS"/>
-          <w:rtl w:val="0"/>
-        </w:rPr>
-        <w:t xml:space="preserve">NPC: 진짜? 나도 이 밴드 진짜 좋아하는데, 나보다 좋아하는 사람 없을걸?</w:t>
-      </w:r>
-    </w:p>
-    <w:p>
-      <w:pPr>
-        <w:ind w:left="720" w:firstLine="0"/>
-        <w:rPr/>
-      </w:pPr>
-      <w:r>
-        <w:rPr>
-          <w:rtl w:val="0"/>
-        </w:rPr>
-      </w:r>
-    </w:p>
-    <w:p>
-      <w:pPr>
-        <w:ind w:left="720" w:firstLine="0"/>
-        <w:rPr/>
-      </w:pPr>
-      <w:r>
-        <w:rPr>
-          <w:rFonts w:ascii="Arial Unicode MS" w:cs="Arial Unicode MS" w:eastAsia="Arial Unicode MS" w:hAnsi="Arial Unicode MS"/>
-          <w:rtl w:val="0"/>
-        </w:rPr>
-        <w:t xml:space="preserve">플레이어: 에이~ 저는 진짜 이 밴드도 그렇고 우리나라 음악 저보다 많이 듣는 사람 손에 꼽을걸요?</w:t>
-      </w:r>
-    </w:p>
-    <w:p>
-      <w:pPr>
-        <w:ind w:left="720" w:firstLine="0"/>
-        <w:rPr/>
-      </w:pPr>
-      <w:r>
-        <w:rPr>
-          <w:rFonts w:ascii="Arial Unicode MS" w:cs="Arial Unicode MS" w:eastAsia="Arial Unicode MS" w:hAnsi="Arial Unicode MS"/>
-          <w:rtl w:val="0"/>
-        </w:rPr>
-        <w:t xml:space="preserve">NPC: 호오… 그정도라고? 그러면 내가 내는 노래들 한 번 맞춰봐!</w:t>
-      </w:r>
-    </w:p>
-    <w:p>
-      <w:pPr>
-        <w:ind w:left="720" w:firstLine="0"/>
-        <w:rPr/>
-      </w:pPr>
-      <w:r>
-        <w:rPr>
-          <w:rtl w:val="0"/>
-        </w:rPr>
-      </w:r>
-    </w:p>
-    <w:p>
-      <w:pPr>
-        <w:ind w:left="720" w:firstLine="0"/>
-        <w:rPr/>
-      </w:pPr>
-      <w:r>
-        <w:rPr>
-          <w:rFonts w:ascii="Arial Unicode MS" w:cs="Arial Unicode MS" w:eastAsia="Arial Unicode MS" w:hAnsi="Arial Unicode MS"/>
-          <w:rtl w:val="0"/>
-        </w:rPr>
-        <w:t xml:space="preserve">플레이어: 좋아요 한 번 내보세요!</w:t>
+        <w:ind w:left="0" w:firstLine="0"/>
+        <w:rPr/>
+      </w:pPr>
+      <w:r>
+        <w:rPr>
+          <w:rtl w:val="0"/>
+        </w:rPr>
+      </w:r>
+    </w:p>
+    <w:p>
+      <w:pPr>
+        <w:ind w:left="720" w:firstLine="0"/>
+        <w:rPr/>
+      </w:pPr>
+      <w:r>
+        <w:rPr>
+          <w:rFonts w:ascii="Arial Unicode MS" w:cs="Arial Unicode MS" w:eastAsia="Arial Unicode MS" w:hAnsi="Arial Unicode MS"/>
+          <w:rtl w:val="0"/>
+        </w:rPr>
+        <w:t xml:space="preserve">플레이어: 선배 안녕하세요!</w:t>
+      </w:r>
+    </w:p>
+    <w:p>
+      <w:pPr>
+        <w:ind w:left="720" w:firstLine="0"/>
+        <w:rPr/>
+      </w:pPr>
+      <w:r>
+        <w:rPr>
+          <w:rFonts w:ascii="Arial Unicode MS" w:cs="Arial Unicode MS" w:eastAsia="Arial Unicode MS" w:hAnsi="Arial Unicode MS"/>
+          <w:rtl w:val="0"/>
+        </w:rPr>
+        <w:t xml:space="preserve">NPC: 어 안녕.. </w:t>
+      </w:r>
+    </w:p>
+    <w:p>
+      <w:pPr>
+        <w:ind w:left="720" w:firstLine="0"/>
+        <w:rPr/>
+      </w:pPr>
+      <w:r>
+        <w:rPr>
+          <w:rtl w:val="0"/>
+        </w:rPr>
+      </w:r>
+    </w:p>
+    <w:p>
+      <w:pPr>
+        <w:ind w:left="720" w:firstLine="0"/>
+        <w:rPr/>
+      </w:pPr>
+      <w:r>
+        <w:rPr>
+          <w:rFonts w:ascii="Arial Unicode MS" w:cs="Arial Unicode MS" w:eastAsia="Arial Unicode MS" w:hAnsi="Arial Unicode MS"/>
+          <w:rtl w:val="0"/>
+        </w:rPr>
+        <w:t xml:space="preserve">플레이어: 선배 왜 이렇게 기운이 없어요?</w:t>
+      </w:r>
+    </w:p>
+    <w:p>
+      <w:pPr>
+        <w:ind w:left="720" w:firstLine="0"/>
+        <w:rPr/>
+      </w:pPr>
+      <w:r>
+        <w:rPr>
+          <w:rFonts w:ascii="Arial Unicode MS" w:cs="Arial Unicode MS" w:eastAsia="Arial Unicode MS" w:hAnsi="Arial Unicode MS"/>
+          <w:rtl w:val="0"/>
+        </w:rPr>
+        <w:t xml:space="preserve">NPC: 어? 그래보이나? 하하 사실 내가 가장 아끼던 책이 사라져서.. 집에 두고 왔는지 안보이네 분명 가져왔을텐데</w:t>
+      </w:r>
+    </w:p>
+    <w:p>
+      <w:pPr>
+        <w:ind w:left="720" w:firstLine="0"/>
+        <w:rPr/>
+      </w:pPr>
+      <w:r>
+        <w:rPr>
+          <w:rtl w:val="0"/>
+        </w:rPr>
+      </w:r>
+    </w:p>
+    <w:p>
+      <w:pPr>
+        <w:ind w:left="720" w:firstLine="0"/>
+        <w:rPr/>
+      </w:pPr>
+      <w:r>
+        <w:rPr>
+          <w:rFonts w:ascii="Arial Unicode MS" w:cs="Arial Unicode MS" w:eastAsia="Arial Unicode MS" w:hAnsi="Arial Unicode MS"/>
+          <w:rtl w:val="0"/>
+        </w:rPr>
+        <w:t xml:space="preserve">플레이어: 선배도 뭘 잃어버렸어요? 오늘 무언가 잃어버리는 사람들 많네..</w:t>
+      </w:r>
+    </w:p>
+    <w:p>
+      <w:pPr>
+        <w:ind w:left="720" w:firstLine="0"/>
+        <w:rPr/>
+      </w:pPr>
+      <w:r>
+        <w:rPr>
+          <w:rFonts w:ascii="Arial Unicode MS" w:cs="Arial Unicode MS" w:eastAsia="Arial Unicode MS" w:hAnsi="Arial Unicode MS"/>
+          <w:rtl w:val="0"/>
+        </w:rPr>
+        <w:t xml:space="preserve">NPC: 응? 나 말고 또 누가 잃어버렸어? </w:t>
+      </w:r>
+    </w:p>
+    <w:p>
+      <w:pPr>
+        <w:ind w:left="720" w:firstLine="0"/>
+        <w:rPr/>
+      </w:pPr>
+      <w:r>
+        <w:rPr>
+          <w:rtl w:val="0"/>
+        </w:rPr>
+      </w:r>
+    </w:p>
+    <w:p>
+      <w:pPr>
+        <w:ind w:left="720" w:firstLine="0"/>
+        <w:rPr/>
+      </w:pPr>
+      <w:r>
+        <w:rPr>
+          <w:rFonts w:ascii="Arial Unicode MS" w:cs="Arial Unicode MS" w:eastAsia="Arial Unicode MS" w:hAnsi="Arial Unicode MS"/>
+          <w:rtl w:val="0"/>
+        </w:rPr>
+        <w:t xml:space="preserve">플레이어: 아니에요~ 제가 다 찾아줬거든요. 선배 책도 제가 한 번 찾아볼게요!</w:t>
+      </w:r>
+    </w:p>
+    <w:p>
+      <w:pPr>
+        <w:ind w:left="720" w:firstLine="0"/>
+        <w:rPr/>
+      </w:pPr>
+      <w:r>
+        <w:rPr>
+          <w:rFonts w:ascii="Arial Unicode MS" w:cs="Arial Unicode MS" w:eastAsia="Arial Unicode MS" w:hAnsi="Arial Unicode MS"/>
+          <w:rtl w:val="0"/>
+        </w:rPr>
+        <w:t xml:space="preserve">NPC: 응 한 번 시간나면 찾아봐주면 너무 고마울 것 같네.</w:t>
+      </w:r>
+    </w:p>
+    <w:p>
+      <w:pPr>
+        <w:ind w:left="720" w:firstLine="0"/>
+        <w:rPr/>
+      </w:pPr>
+      <w:r>
+        <w:rPr>
+          <w:rtl w:val="0"/>
+        </w:rPr>
+      </w:r>
+    </w:p>
+    <w:p>
+      <w:pPr>
+        <w:ind w:left="720" w:firstLine="0"/>
+        <w:rPr/>
+      </w:pPr>
+      <w:r>
+        <w:rPr>
+          <w:rFonts w:ascii="Arial Unicode MS" w:cs="Arial Unicode MS" w:eastAsia="Arial Unicode MS" w:hAnsi="Arial Unicode MS"/>
+          <w:rtl w:val="0"/>
+        </w:rPr>
+        <w:t xml:space="preserve">(책을 한번 찾아볼까?)</w:t>
+      </w:r>
+    </w:p>
+    <w:p>
+      <w:pPr>
+        <w:ind w:left="720" w:firstLine="0"/>
+        <w:rPr/>
+      </w:pPr>
+      <w:r>
+        <w:rPr>
+          <w:rtl w:val="0"/>
+        </w:rPr>
+      </w:r>
+    </w:p>
+    <w:p>
+      <w:pPr>
+        <w:ind w:left="720" w:firstLine="0"/>
+        <w:rPr/>
+      </w:pPr>
+      <w:r>
+        <w:rPr>
+          <w:rFonts w:ascii="Arial Unicode MS" w:cs="Arial Unicode MS" w:eastAsia="Arial Unicode MS" w:hAnsi="Arial Unicode MS"/>
+          <w:rtl w:val="0"/>
+        </w:rPr>
+        <w:t xml:space="preserve">플레이어: 이거 선배 책 맞아요?</w:t>
+      </w:r>
+    </w:p>
+    <w:p>
+      <w:pPr>
+        <w:ind w:left="720" w:firstLine="0"/>
+        <w:rPr/>
+      </w:pPr>
+      <w:r>
+        <w:rPr>
+          <w:rFonts w:ascii="Arial Unicode MS" w:cs="Arial Unicode MS" w:eastAsia="Arial Unicode MS" w:hAnsi="Arial Unicode MS"/>
+          <w:rtl w:val="0"/>
+        </w:rPr>
+        <w:t xml:space="preserve">NPC: 오! 학교에 있었나보네 아 아까 이동하다가 떨어뜨렸나 봐 다행이다.</w:t>
+      </w:r>
+    </w:p>
+    <w:p>
+      <w:pPr>
+        <w:ind w:left="720" w:firstLine="0"/>
+        <w:rPr/>
+      </w:pPr>
+      <w:r>
+        <w:rPr>
+          <w:rFonts w:ascii="Arial Unicode MS" w:cs="Arial Unicode MS" w:eastAsia="Arial Unicode MS" w:hAnsi="Arial Unicode MS"/>
+          <w:rtl w:val="0"/>
+        </w:rPr>
+        <w:t xml:space="preserve">이거 내가 작곡할 때 공부하려고 처음으로 산 책이라 되게 의미있는거였거든..</w:t>
+      </w:r>
+    </w:p>
+    <w:p>
+      <w:pPr>
+        <w:ind w:left="720" w:firstLine="0"/>
+        <w:rPr/>
+      </w:pPr>
+      <w:r>
+        <w:rPr>
+          <w:rtl w:val="0"/>
+        </w:rPr>
+      </w:r>
+    </w:p>
+    <w:p>
+      <w:pPr>
+        <w:ind w:left="720" w:firstLine="0"/>
+        <w:rPr/>
+      </w:pPr>
+      <w:r>
+        <w:rPr>
+          <w:rFonts w:ascii="Arial Unicode MS" w:cs="Arial Unicode MS" w:eastAsia="Arial Unicode MS" w:hAnsi="Arial Unicode MS"/>
+          <w:rtl w:val="0"/>
+        </w:rPr>
+        <w:t xml:space="preserve">플레이어: 그러면 이거 제가 찾아드린거니까 앞으로  작곡 하실 때 마다 제 생각하면서</w:t>
+      </w:r>
+    </w:p>
+    <w:p>
+      <w:pPr>
+        <w:ind w:left="720" w:firstLine="0"/>
+        <w:rPr/>
+      </w:pPr>
+      <w:r>
+        <w:rPr>
+          <w:rFonts w:ascii="Arial Unicode MS" w:cs="Arial Unicode MS" w:eastAsia="Arial Unicode MS" w:hAnsi="Arial Unicode MS"/>
+          <w:rtl w:val="0"/>
+        </w:rPr>
+        <w:t xml:space="preserve">해주시면 안되요?</w:t>
+      </w:r>
+    </w:p>
+    <w:p>
+      <w:pPr>
+        <w:ind w:left="720" w:firstLine="0"/>
+        <w:rPr/>
+      </w:pPr>
+      <w:r>
+        <w:rPr>
+          <w:rFonts w:ascii="Arial Unicode MS" w:cs="Arial Unicode MS" w:eastAsia="Arial Unicode MS" w:hAnsi="Arial Unicode MS"/>
+          <w:rtl w:val="0"/>
+        </w:rPr>
+        <w:t xml:space="preserve">NPC: 음… 그래! 너가 찾아준 거 잊지 않을게 고마워.</w:t>
+      </w:r>
+    </w:p>
+    <w:p>
+      <w:pPr>
+        <w:ind w:left="720" w:firstLine="0"/>
+        <w:rPr/>
+      </w:pPr>
+      <w:r>
+        <w:rPr>
+          <w:rtl w:val="0"/>
+        </w:rPr>
+      </w:r>
+    </w:p>
+    <w:p>
+      <w:pPr>
+        <w:spacing w:after="240" w:before="240" w:lineRule="auto"/>
+        <w:ind w:left="720" w:firstLine="0"/>
+        <w:rPr/>
+      </w:pPr>
+      <w:r>
+        <w:rPr>
+          <w:rFonts w:ascii="Arial Unicode MS" w:cs="Arial Unicode MS" w:eastAsia="Arial Unicode MS" w:hAnsi="Arial Unicode MS"/>
+          <w:rtl w:val="0"/>
+        </w:rPr>
+        <w:t xml:space="preserve">(맵 가운데에 귀속 플레이어 현황 수치 증가)</w:t>
       </w:r>
     </w:p>
     <w:p>
@@ -2336,7 +3010,7 @@
           <w:rFonts w:ascii="Arial Unicode MS" w:cs="Arial Unicode MS" w:eastAsia="Arial Unicode MS" w:hAnsi="Arial Unicode MS"/>
           <w:rtl w:val="0"/>
         </w:rPr>
-        <w:t xml:space="preserve">플레이어: 후배님~ 여기서 누워서 뭐하세요~?</w:t>
+        <w:t xml:space="preserve">플레이어: 후배님~ 여기서 뭐하세요~?</w:t>
       </w:r>
     </w:p>
     <w:p>
@@ -2373,31 +3047,142 @@
           <w:rFonts w:ascii="Arial Unicode MS" w:cs="Arial Unicode MS" w:eastAsia="Arial Unicode MS" w:hAnsi="Arial Unicode MS"/>
           <w:rtl w:val="0"/>
         </w:rPr>
-        <w:t xml:space="preserve">플레이어: 어이 후배님? 어라? 야! </w:t>
-      </w:r>
-    </w:p>
-    <w:p>
-      <w:pPr>
-        <w:ind w:left="720" w:firstLine="0"/>
-        <w:rPr/>
-      </w:pPr>
-      <w:r>
-        <w:rPr>
-          <w:rtl w:val="0"/>
-        </w:rPr>
-      </w:r>
-    </w:p>
-    <w:p>
-      <w:pPr>
-        <w:ind w:left="720" w:firstLine="0"/>
-        <w:rPr/>
-      </w:pPr>
-      <w:r>
-        <w:rPr>
-          <w:rFonts w:ascii="Arial Unicode MS" w:cs="Arial Unicode MS" w:eastAsia="Arial Unicode MS" w:hAnsi="Arial Unicode MS"/>
-          <w:rtl w:val="0"/>
-        </w:rPr>
-        <w:t xml:space="preserve">(기절한 후배를 위해 물을 가져다줘야할 것 같다.)</w:t>
+        <w:t xml:space="preserve">플레이어: 어이 후배님? 괜찮은 거 맞아? </w:t>
+      </w:r>
+    </w:p>
+    <w:p>
+      <w:pPr>
+        <w:ind w:left="720" w:firstLine="0"/>
+        <w:rPr/>
+      </w:pPr>
+      <w:r>
+        <w:rPr>
+          <w:rtl w:val="0"/>
+        </w:rPr>
+      </w:r>
+    </w:p>
+    <w:p>
+      <w:pPr>
+        <w:ind w:left="720" w:firstLine="0"/>
+        <w:rPr/>
+      </w:pPr>
+      <w:r>
+        <w:rPr>
+          <w:rFonts w:ascii="Arial Unicode MS" w:cs="Arial Unicode MS" w:eastAsia="Arial Unicode MS" w:hAnsi="Arial Unicode MS"/>
+          <w:rtl w:val="0"/>
+        </w:rPr>
+        <w:t xml:space="preserve">(지친 후배를 위해 물을 가져다줘야할 것 같다.)</w:t>
+      </w:r>
+    </w:p>
+    <w:p>
+      <w:pPr>
+        <w:ind w:left="720" w:firstLine="0"/>
+        <w:rPr/>
+      </w:pPr>
+      <w:r>
+        <w:rPr>
+          <w:rtl w:val="0"/>
+        </w:rPr>
+      </w:r>
+    </w:p>
+    <w:p>
+      <w:pPr>
+        <w:ind w:left="720" w:firstLine="0"/>
+        <w:rPr/>
+      </w:pPr>
+      <w:r>
+        <w:rPr>
+          <w:rFonts w:ascii="Arial Unicode MS" w:cs="Arial Unicode MS" w:eastAsia="Arial Unicode MS" w:hAnsi="Arial Unicode MS"/>
+          <w:rtl w:val="0"/>
+        </w:rPr>
+        <w:t xml:space="preserve">플레이어: 이거 좀 빨리 마셔봐!</w:t>
+      </w:r>
+    </w:p>
+    <w:p>
+      <w:pPr>
+        <w:ind w:left="720" w:firstLine="0"/>
+        <w:rPr/>
+      </w:pPr>
+      <w:r>
+        <w:rPr>
+          <w:rFonts w:ascii="Arial Unicode MS" w:cs="Arial Unicode MS" w:eastAsia="Arial Unicode MS" w:hAnsi="Arial Unicode MS"/>
+          <w:rtl w:val="0"/>
+        </w:rPr>
+        <w:t xml:space="preserve">NPC: (벌컥벌컥)</w:t>
+      </w:r>
+    </w:p>
+    <w:p>
+      <w:pPr>
+        <w:ind w:left="720" w:firstLine="0"/>
+        <w:rPr/>
+      </w:pPr>
+      <w:r>
+        <w:rPr>
+          <w:rFonts w:ascii="Arial Unicode MS" w:cs="Arial Unicode MS" w:eastAsia="Arial Unicode MS" w:hAnsi="Arial Unicode MS"/>
+          <w:rtl w:val="0"/>
+        </w:rPr>
+        <w:t xml:space="preserve">아~ 드디어 살 것 같다. 선배님 감사합니다 진짜..</w:t>
+      </w:r>
+    </w:p>
+    <w:p>
+      <w:pPr>
+        <w:ind w:left="720" w:firstLine="0"/>
+        <w:rPr/>
+      </w:pPr>
+      <w:r>
+        <w:rPr>
+          <w:rtl w:val="0"/>
+        </w:rPr>
+      </w:r>
+    </w:p>
+    <w:p>
+      <w:pPr>
+        <w:ind w:left="720" w:firstLine="0"/>
+        <w:rPr/>
+      </w:pPr>
+      <w:r>
+        <w:rPr>
+          <w:rFonts w:ascii="Arial Unicode MS" w:cs="Arial Unicode MS" w:eastAsia="Arial Unicode MS" w:hAnsi="Arial Unicode MS"/>
+          <w:rtl w:val="0"/>
+        </w:rPr>
+        <w:t xml:space="preserve">플레이어: 열심히 하는건 좋은데 당연히 건강 먼저 신경써야지~  또 지치면 혼난다?</w:t>
+      </w:r>
+    </w:p>
+    <w:p>
+      <w:pPr>
+        <w:ind w:left="720" w:firstLine="0"/>
+        <w:rPr/>
+      </w:pPr>
+      <w:r>
+        <w:rPr>
+          <w:rFonts w:ascii="Arial Unicode MS" w:cs="Arial Unicode MS" w:eastAsia="Arial Unicode MS" w:hAnsi="Arial Unicode MS"/>
+          <w:rtl w:val="0"/>
+        </w:rPr>
+        <w:t xml:space="preserve">NPC: 네 누나..… 아니 감사합니다 선배님!</w:t>
+      </w:r>
+    </w:p>
+    <w:p>
+      <w:pPr>
+        <w:ind w:left="720" w:firstLine="0"/>
+        <w:rPr/>
+      </w:pPr>
+      <w:r>
+        <w:rPr>
+          <w:rtl w:val="0"/>
+        </w:rPr>
+      </w:r>
+    </w:p>
+    <w:p>
+      <w:pPr>
+        <w:ind w:left="720" w:firstLine="0"/>
+        <w:rPr/>
+      </w:pPr>
+      <w:r>
+        <w:rPr>
+          <w:rFonts w:ascii="Arial Unicode MS" w:cs="Arial Unicode MS" w:eastAsia="Arial Unicode MS" w:hAnsi="Arial Unicode MS"/>
+          <w:rtl w:val="0"/>
+        </w:rPr>
+        <w:t xml:space="preserve">(맵 가운데에 귀속 플레이어 현황 수치 증가) </w:t>
       </w:r>
     </w:p>
     <w:p>
@@ -2541,7 +3326,7 @@
           <w:rFonts w:ascii="Arial Unicode MS" w:cs="Arial Unicode MS" w:eastAsia="Arial Unicode MS" w:hAnsi="Arial Unicode MS"/>
           <w:rtl w:val="0"/>
         </w:rPr>
-        <w:t xml:space="preserve">플레이어: 도와주면 저 밥 한 번 사주 시는거에요?</w:t>
+        <w:t xml:space="preserve">플레이어: 도와주면 저 밥 한 번 사주시는거에요?</w:t>
       </w:r>
     </w:p>
     <w:p>
@@ -2588,6 +3373,96 @@
           <w:rtl w:val="0"/>
         </w:rPr>
         <w:t xml:space="preserve">          (방송실 마이크 찾기)</w:t>
+      </w:r>
+    </w:p>
+    <w:p>
+      <w:pPr>
+        <w:rPr/>
+      </w:pPr>
+      <w:r>
+        <w:rPr>
+          <w:rtl w:val="0"/>
+        </w:rPr>
+      </w:r>
+    </w:p>
+    <w:p>
+      <w:pPr>
+        <w:rPr/>
+      </w:pPr>
+      <w:r>
+        <w:rPr>
+          <w:rFonts w:ascii="Arial Unicode MS" w:cs="Arial Unicode MS" w:eastAsia="Arial Unicode MS" w:hAnsi="Arial Unicode MS"/>
+          <w:rtl w:val="0"/>
+        </w:rPr>
+        <w:t xml:space="preserve">          플레이어: 찾았다! 여기있네요 선배님</w:t>
+      </w:r>
+    </w:p>
+    <w:p>
+      <w:pPr>
+        <w:rPr/>
+      </w:pPr>
+      <w:r>
+        <w:rPr>
+          <w:rFonts w:ascii="Arial Unicode MS" w:cs="Arial Unicode MS" w:eastAsia="Arial Unicode MS" w:hAnsi="Arial Unicode MS"/>
+          <w:rtl w:val="0"/>
+        </w:rPr>
+        <w:t xml:space="preserve">          NPC: 와 찾았어? 진짜 다행이다 방송 곧 시작해야 됬는데! 너무 고마워</w:t>
+      </w:r>
+    </w:p>
+    <w:p>
+      <w:pPr>
+        <w:rPr/>
+      </w:pPr>
+      <w:r>
+        <w:rPr>
+          <w:rtl w:val="0"/>
+        </w:rPr>
+      </w:r>
+    </w:p>
+    <w:p>
+      <w:pPr>
+        <w:rPr/>
+      </w:pPr>
+      <w:r>
+        <w:rPr>
+          <w:rFonts w:ascii="Arial Unicode MS" w:cs="Arial Unicode MS" w:eastAsia="Arial Unicode MS" w:hAnsi="Arial Unicode MS"/>
+          <w:rtl w:val="0"/>
+        </w:rPr>
+        <w:t xml:space="preserve">          플레이어: 이정도로 뭘요 ㅎㅎ 마이크 찾아드렸으니 나중에 저 밥 사주셔야 되요!                  무조건! </w:t>
+      </w:r>
+    </w:p>
+    <w:p>
+      <w:pPr>
+        <w:rPr/>
+      </w:pPr>
+      <w:r>
+        <w:rPr>
+          <w:rFonts w:ascii="Arial Unicode MS" w:cs="Arial Unicode MS" w:eastAsia="Arial Unicode MS" w:hAnsi="Arial Unicode MS"/>
+          <w:rtl w:val="0"/>
+        </w:rPr>
+        <w:t xml:space="preserve">          NPC: 응 당연하지 언제든지 말만해! 진짜 고맙다…</w:t>
+      </w:r>
+    </w:p>
+    <w:p>
+      <w:pPr>
+        <w:rPr/>
+      </w:pPr>
+      <w:r>
+        <w:rPr>
+          <w:rtl w:val="0"/>
+        </w:rPr>
+      </w:r>
+    </w:p>
+    <w:p>
+      <w:pPr>
+        <w:rPr/>
+      </w:pPr>
+      <w:r>
+        <w:rPr>
+          <w:rFonts w:ascii="Arial Unicode MS" w:cs="Arial Unicode MS" w:eastAsia="Arial Unicode MS" w:hAnsi="Arial Unicode MS"/>
+          <w:rtl w:val="0"/>
+        </w:rPr>
+        <w:t xml:space="preserve">          (맵 가운데에 귀속 플레이어 현황 수치 증가) </w:t>
       </w:r>
     </w:p>
     <w:p>
@@ -3124,6 +3999,7 @@
     </w:pPr>
     <w:rPr>
       <w:b w:val="0"/>
+      <w:bCs w:val="0"/>
       <w:sz w:val="32"/>
       <w:szCs w:val="32"/>
     </w:rPr>
@@ -3140,6 +4016,7 @@
     </w:pPr>
     <w:rPr>
       <w:b w:val="0"/>
+      <w:bCs w:val="0"/>
       <w:color w:val="434343"/>
       <w:sz w:val="28"/>
       <w:szCs w:val="28"/>
@@ -3189,6 +4066,7 @@
     </w:pPr>
     <w:rPr>
       <w:i w:val="1"/>
+      <w:iCs w:val="1"/>
       <w:color w:val="666666"/>
       <w:sz w:val="22"/>
       <w:szCs w:val="22"/>
@@ -3222,6 +4100,7 @@
     <w:rPr>
       <w:rFonts w:ascii="Arial" w:cs="Arial" w:eastAsia="Arial" w:hAnsi="Arial"/>
       <w:i w:val="0"/>
+      <w:iCs w:val="0"/>
       <w:color w:val="666666"/>
       <w:sz w:val="30"/>
       <w:szCs w:val="30"/>
